--- a/documentacion_proyecto/Manual Telar Fabrica.docx
+++ b/documentacion_proyecto/Manual Telar Fabrica.docx
@@ -3144,59 +3144,6 @@
     </w:p>
     <w:p>
       <w:pPr>
-        <w:rPr>
-          <w:rFonts w:ascii="IBM Plex Sans" w:cs="IBM Plex Sans" w:eastAsia="IBM Plex Sans" w:hAnsi="IBM Plex Sans"/>
-          <w:b w:val="1"/>
-          <w:bCs w:val="1"/>
-          <w:color w:val="1E3A5F"/>
-        </w:rPr>
-      </w:pPr>
-      <w:r>
-        <w:rPr>
-          <w:rFonts w:ascii="IBM Plex Sans" w:cs="IBM Plex Sans" w:eastAsia="IBM Plex Sans" w:hAnsi="IBM Plex Sans"/>
-          <w:b w:val="1"/>
-          <w:bCs w:val="1"/>
-          <w:color w:val="1E3A5F"/>
-          <w:rtl w:val="0"/>
-        </w:rPr>
-        <w:t xml:space="preserve">5. Puntos pendientes</w:t>
-      </w:r>
-    </w:p>
-    <w:p>
-      <w:pPr>
-        <w:numPr>
-          <w:ilvl w:val="0"/>
-          <w:numId w:val="6"/>
-        </w:numPr>
-        <w:ind w:left="720" w:hanging="360"/>
-        <w:rPr>
-          <w:rFonts w:ascii="IBM Plex Sans" w:cs="IBM Plex Sans" w:eastAsia="IBM Plex Sans" w:hAnsi="IBM Plex Sans"/>
-        </w:rPr>
-      </w:pPr>
-      <w:r>
-        <w:rPr>
-          <w:rFonts w:ascii="IBM Plex Sans" w:cs="IBM Plex Sans" w:eastAsia="IBM Plex Sans" w:hAnsi="IBM Plex Sans"/>
-          <w:rtl w:val="0"/>
-        </w:rPr>
-        <w:t xml:space="preserve">Queda por definir cómo se comporta exactamente el botón de Retroceder al accionarlo: si la máquina retrocede de forma continua mientras se lo mantiene apretado, o si un toque produce un movimiento fijo. Es un dato que hay que observar en la máquina en marcha, y de él depende cómo se configura el botón equivalente de la página web.</w:t>
-      </w:r>
-    </w:p>
-    <w:p>
-      <w:pPr>
-        <w:rPr>
-          <w:rFonts w:ascii="IBM Plex Sans" w:cs="IBM Plex Sans" w:eastAsia="IBM Plex Sans" w:hAnsi="IBM Plex Sans"/>
-        </w:rPr>
-      </w:pPr>
-      <w:r>
-        <w:rPr>
-          <w:rFonts w:ascii="IBM Plex Sans" w:cs="IBM Plex Sans" w:eastAsia="IBM Plex Sans" w:hAnsi="IBM Plex Sans"/>
-          <w:rtl w:val="0"/>
-        </w:rPr>
-        <w:t xml:space="preserve">Con esto, el punto 4 (uso paso a paso del telar) queda desarrollado en su totalidad, salvo ese punto pendiente.</w:t>
-      </w:r>
-    </w:p>
-    <w:p>
-      <w:pPr>
         <w:jc w:val="center"/>
         <w:rPr>
           <w:rFonts w:ascii="IBM Plex Sans" w:cs="IBM Plex Sans" w:eastAsia="IBM Plex Sans" w:hAnsi="IBM Plex Sans"/>
@@ -3274,45 +3221,164 @@
       <w:pPr>
         <w:rPr>
           <w:rFonts w:ascii="IBM Plex Sans" w:cs="IBM Plex Sans" w:eastAsia="IBM Plex Sans" w:hAnsi="IBM Plex Sans"/>
-        </w:rPr>
-      </w:pPr>
-      <w:r>
-        <w:rPr>
-          <w:rtl w:val="0"/>
-        </w:rPr>
-      </w:r>
-    </w:p>
-    <w:p>
-      <w:pPr>
-        <w:rPr>
-          <w:rFonts w:ascii="IBM Plex Sans" w:cs="IBM Plex Sans" w:eastAsia="IBM Plex Sans" w:hAnsi="IBM Plex Sans"/>
-        </w:rPr>
-      </w:pPr>
-      <w:r>
-        <w:rPr>
-          <w:rFonts w:ascii="IBM Plex Sans" w:cs="IBM Plex Sans" w:eastAsia="IBM Plex Sans" w:hAnsi="IBM Plex Sans"/>
-          <w:i w:val="1"/>
-          <w:iCs w:val="1"/>
-          <w:rtl w:val="0"/>
-        </w:rPr>
-        <w:t xml:space="preserve">Fin del contenido actual. Se va completando a medida que definamos lo que falta.</w:t>
-      </w:r>
-      <w:r>
-        <w:rPr>
-          <w:rtl w:val="0"/>
-        </w:rPr>
-      </w:r>
-    </w:p>
-    <w:p>
-      <w:pPr>
-        <w:rPr>
-          <w:rFonts w:ascii="IBM Plex Sans" w:cs="IBM Plex Sans" w:eastAsia="IBM Plex Sans" w:hAnsi="IBM Plex Sans"/>
-        </w:rPr>
-      </w:pPr>
-      <w:r>
-        <w:rPr>
-          <w:rtl w:val="0"/>
-        </w:rPr>
+          <w:b w:val="1"/>
+          <w:bCs w:val="1"/>
+          <w:color w:val="1E3A5F"/>
+        </w:rPr>
+      </w:pPr>
+      <w:r>
+        <w:rPr>
+          <w:rFonts w:ascii="IBM Plex Sans" w:cs="IBM Plex Sans" w:eastAsia="IBM Plex Sans" w:hAnsi="IBM Plex Sans"/>
+          <w:b w:val="1"/>
+          <w:bCs w:val="1"/>
+          <w:color w:val="1E3A5F"/>
+          <w:rtl w:val="0"/>
+        </w:rPr>
+        <w:t>5. Preguntas frecuentes</w:t>
+      </w:r>
+    </w:p>
+    <w:p>
+      <w:pPr>
+        <w:rPr>
+          <w:rFonts w:ascii="IBM Plex Sans" w:cs="IBM Plex Sans" w:eastAsia="IBM Plex Sans" w:hAnsi="IBM Plex Sans"/>
+        </w:rPr>
+      </w:pPr>
+      <w:r>
+        <w:rPr>
+          <w:rFonts w:ascii="IBM Plex Sans" w:cs="IBM Plex Sans" w:eastAsia="IBM Plex Sans" w:hAnsi="IBM Plex Sans"/>
+          <w:b w:val="0"/>
+          <w:i w:val="0"/>
+          <w:rtl w:val="0"/>
+        </w:rPr>
+        <w:t>Las dudas que más aparecieron sobre la máquina y la modificación incorporada, con la respuesta que quedó documentada.</w:t>
+      </w:r>
+    </w:p>
+    <w:p>
+      <w:pPr>
+        <w:rPr>
+          <w:rFonts w:ascii="IBM Plex Sans" w:cs="IBM Plex Sans" w:eastAsia="IBM Plex Sans" w:hAnsi="IBM Plex Sans"/>
+        </w:rPr>
+      </w:pPr>
+      <w:r>
+        <w:rPr>
+          <w:rFonts w:ascii="IBM Plex Sans" w:cs="IBM Plex Sans" w:eastAsia="IBM Plex Sans" w:hAnsi="IBM Plex Sans"/>
+          <w:b/>
+          <w:i w:val="0"/>
+          <w:rtl w:val="0"/>
+        </w:rPr>
+        <w:t>¿El operario puede seguir usando el telar a mano?</w:t>
+      </w:r>
+    </w:p>
+    <w:p>
+      <w:pPr>
+        <w:rPr>
+          <w:rFonts w:ascii="IBM Plex Sans" w:cs="IBM Plex Sans" w:eastAsia="IBM Plex Sans" w:hAnsi="IBM Plex Sans"/>
+        </w:rPr>
+      </w:pPr>
+      <w:r>
+        <w:rPr>
+          <w:rFonts w:ascii="IBM Plex Sans" w:cs="IBM Plex Sans" w:eastAsia="IBM Plex Sans" w:hAnsi="IBM Plex Sans"/>
+          <w:b w:val="0"/>
+          <w:i w:val="0"/>
+          <w:rtl w:val="0"/>
+        </w:rPr>
+        <w:t>Sí, en todo momento. El sistema se conecta en paralelo a la botonera mediante contactos secos: no interrumpe ni reemplaza ningún circuito existente. Si alguien aprieta Marcha en la máquina, el telar arranca igual, y el nodo lo detecta por su etapa de sensado y lo refleja en la aplicación.</w:t>
+      </w:r>
+    </w:p>
+    <w:p>
+      <w:pPr>
+        <w:rPr>
+          <w:rFonts w:ascii="IBM Plex Sans" w:cs="IBM Plex Sans" w:eastAsia="IBM Plex Sans" w:hAnsi="IBM Plex Sans"/>
+        </w:rPr>
+      </w:pPr>
+      <w:r>
+        <w:rPr>
+          <w:rFonts w:ascii="IBM Plex Sans" w:cs="IBM Plex Sans" w:eastAsia="IBM Plex Sans" w:hAnsi="IBM Plex Sans"/>
+          <w:b/>
+          <w:i w:val="0"/>
+          <w:rtl w:val="0"/>
+        </w:rPr>
+        <w:t>¿Por qué un relé PhotoMOS y no uno común o un SSR de triac?</w:t>
+      </w:r>
+    </w:p>
+    <w:p>
+      <w:pPr>
+        <w:rPr>
+          <w:rFonts w:ascii="IBM Plex Sans" w:cs="IBM Plex Sans" w:eastAsia="IBM Plex Sans" w:hAnsi="IBM Plex Sans"/>
+        </w:rPr>
+      </w:pPr>
+      <w:r>
+        <w:rPr>
+          <w:rFonts w:ascii="IBM Plex Sans" w:cs="IBM Plex Sans" w:eastAsia="IBM Plex Sans" w:hAnsi="IBM Plex Sans"/>
+          <w:b w:val="0"/>
+          <w:i w:val="0"/>
+          <w:rtl w:val="0"/>
+        </w:rPr>
+        <w:t>Por la velocidad y por la corriente. A 300 pasadas por minuto son 144.000 conmutaciones por turno, y un relé electromecánico está especificado para unas 100.000 operaciones: se gastaría en una jornada. Un SSR de triac tampoco sirve, porque necesita 0,1 A de corriente mínima para mantenerse encendido y la señal del lector óptico maneja unos pocos miliamperes. El PhotoMOS no tiene corriente mínima y su fuga en apagado se mide en nanoamperes.</w:t>
+      </w:r>
+    </w:p>
+    <w:p>
+      <w:pPr>
+        <w:rPr>
+          <w:rFonts w:ascii="IBM Plex Sans" w:cs="IBM Plex Sans" w:eastAsia="IBM Plex Sans" w:hAnsi="IBM Plex Sans"/>
+        </w:rPr>
+      </w:pPr>
+      <w:r>
+        <w:rPr>
+          <w:rFonts w:ascii="IBM Plex Sans" w:cs="IBM Plex Sans" w:eastAsia="IBM Plex Sans" w:hAnsi="IBM Plex Sans"/>
+          <w:b/>
+          <w:i w:val="0"/>
+          <w:rtl w:val="0"/>
+        </w:rPr>
+        <w:t>¿Cuándo se va a poder parar el telar automáticamente al terminar la pieza?</w:t>
+      </w:r>
+    </w:p>
+    <w:p>
+      <w:pPr>
+        <w:rPr>
+          <w:rFonts w:ascii="IBM Plex Sans" w:cs="IBM Plex Sans" w:eastAsia="IBM Plex Sans" w:hAnsi="IBM Plex Sans"/>
+        </w:rPr>
+      </w:pPr>
+      <w:r>
+        <w:rPr>
+          <w:rFonts w:ascii="IBM Plex Sans" w:cs="IBM Plex Sans" w:eastAsia="IBM Plex Sans" w:hAnsi="IBM Plex Sans"/>
+          <w:b w:val="0"/>
+          <w:i w:val="0"/>
+          <w:rtl w:val="0"/>
+        </w:rPr>
+        <w:t>Cuando el sensor de pasada esté instalado y su conteo validado contra el contador mecánico del telar durante una jornada completa. Construir esa función sobre un número estimado por tiempo sería la forma más rápida de arruinar una pieza de tela. Con el sensor validado, la parada automática es una condición en el firmware y un campo en la base de datos.</w:t>
+      </w:r>
+    </w:p>
+    <w:p>
+      <w:pPr>
+        <w:rPr>
+          <w:rFonts w:ascii="IBM Plex Sans" w:cs="IBM Plex Sans" w:eastAsia="IBM Plex Sans" w:hAnsi="IBM Plex Sans"/>
+        </w:rPr>
+      </w:pPr>
+      <w:r>
+        <w:rPr>
+          <w:rFonts w:ascii="IBM Plex Sans" w:cs="IBM Plex Sans" w:eastAsia="IBM Plex Sans" w:hAnsi="IBM Plex Sans"/>
+          <w:b/>
+          <w:i w:val="0"/>
+          <w:rtl w:val="0"/>
+        </w:rPr>
+        <w:t>¿Qué hace exactamente el botón Retroceder?</w:t>
+      </w:r>
+    </w:p>
+    <w:p>
+      <w:pPr>
+        <w:rPr>
+          <w:rFonts w:ascii="IBM Plex Sans" w:cs="IBM Plex Sans" w:eastAsia="IBM Plex Sans" w:hAnsi="IBM Plex Sans"/>
+        </w:rPr>
+      </w:pPr>
+      <w:r>
+        <w:rPr>
+          <w:rFonts w:ascii="IBM Plex Sans" w:cs="IBM Plex Sans" w:eastAsia="IBM Plex Sans" w:hAnsi="IBM Plex Sans"/>
+          <w:b w:val="0"/>
+          <w:i w:val="0"/>
+          <w:rtl w:val="0"/>
+        </w:rPr>
+        <w:t>Cada toque hace retroceder la máquina una pasada completa, que es lo que se necesita tras una rotura de hilo para no dejar una marca en la tela. Si se quiere volver varias pasadas, se lo toca varias veces. El sistema acompaña el movimiento: cuando detecta un retroceso, sea desde la aplicación o desde la botonera, descuenta esa pasada del conteo y vuelve una fila atrás en el dibujo, de modo que la pasada siguiente repite exactamente la que se deshizo.</w:t>
       </w:r>
     </w:p>
     <w:sectPr>

--- a/documentacion_proyecto/Manual Telar Fabrica.docx
+++ b/documentacion_proyecto/Manual Telar Fabrica.docx
@@ -3298,7 +3298,7 @@
           <w:i w:val="0"/>
           <w:rtl w:val="0"/>
         </w:rPr>
-        <w:t>¿Por qué un relé PhotoMOS y no uno común o un SSR de triac?</w:t>
+        <w:t>¿Por qué un relé de estado sólido con salida MOSFET y no uno común o un SSR de triac?</w:t>
       </w:r>
     </w:p>
     <w:p>
@@ -3314,7 +3314,7 @@
           <w:i w:val="0"/>
           <w:rtl w:val="0"/>
         </w:rPr>
-        <w:t>Por la velocidad y por la corriente. A 300 pasadas por minuto son 144.000 conmutaciones por turno, y un relé electromecánico está especificado para unas 100.000 operaciones: se gastaría en una jornada. Un SSR de triac tampoco sirve, porque necesita 0,1 A de corriente mínima para mantenerse encendido y la señal del lector óptico maneja unos pocos miliamperes. El PhotoMOS no tiene corriente mínima y su fuga en apagado se mide en nanoamperes.</w:t>
+        <w:t>Por la velocidad y por la corriente. A 300 pasadas por minuto son 144.000 conmutaciones por turno, y un relé electromecánico está especificado para unas 100.000 operaciones: se gastaría en una jornada. Un SSR de triac tampoco sirve, porque necesita 0,1 A de corriente mínima para mantenerse encendido y la señal del lector óptico maneja unos pocos miliamperes. El LCA110 no tiene corriente mínima y su fuga en apagado es de a lo sumo un microampere.</w:t>
       </w:r>
     </w:p>
     <w:p>

--- a/documentacion_proyecto/Manual Telar Fabrica.docx
+++ b/documentacion_proyecto/Manual Telar Fabrica.docx
@@ -824,7 +824,7 @@
           <w:sz w:val="18"/>
           <w:rtl w:val="0"/>
         </w:rPr>
-        <w:t>Si en reposo hay 24 V y al apretar cae a cero, hay que invertir el flanco en el firmware antes de continuar.</w:t>
+        <w:t>Si en reposo hay tensión y al apretar cae a cero, hay que invertir el flanco en el firmware antes de continuar.</w:t>
       </w:r>
     </w:p>
     <w:p>
@@ -3314,7 +3314,7 @@
           <w:i w:val="0"/>
           <w:rtl w:val="0"/>
         </w:rPr>
-        <w:t>Por la velocidad y por la corriente. A 300 pasadas por minuto son 144.000 conmutaciones por turno, y un relé electromecánico está especificado para unas 100.000 operaciones: se gastaría en una jornada. Un SSR de triac tampoco sirve, porque necesita 0,1 A de corriente mínima para mantenerse encendido y la señal del lector óptico maneja unos pocos miliamperes. El LCA110 no tiene corriente mínima y su fuga en apagado es de a lo sumo un microampere.</w:t>
+        <w:t>Por la velocidad y por la corriente. A 300 pasadas por minuto son hasta 180.000 conmutaciones en una jornada de 10 horas, y un relé electromecánico está especificado para unas 100.000 operaciones: se gastaría en una jornada. Un SSR de triac tampoco sirve, porque necesita 0,1 A de corriente mínima para mantenerse encendido y la señal del lector óptico maneja unos pocos miliamperes. El LCA110 no tiene corriente mínima y su fuga en apagado es de a lo sumo un microampere.</w:t>
       </w:r>
     </w:p>
     <w:p>

--- a/documentacion_proyecto/Manual Telar Fabrica.docx
+++ b/documentacion_proyecto/Manual Telar Fabrica.docx
@@ -824,7 +824,7 @@
           <w:sz w:val="18"/>
           <w:rtl w:val="0"/>
         </w:rPr>
-        <w:t>Si en reposo hay tensión y al apretar cae a cero, hay que invertir el flanco en el firmware antes de continuar.</w:t>
+        <w:t>Si en reposo hay tensión (en el C 201 se midieron 24 V en alterna) y al apretar cae a cero, hay que invertir el flanco en el firmware antes de continuar.</w:t>
       </w:r>
     </w:p>
     <w:p>

--- a/documentacion_proyecto/Manual Telar Fabrica.docx
+++ b/documentacion_proyecto/Manual Telar Fabrica.docx
@@ -3378,7 +3378,7 @@
           <w:i w:val="0"/>
           <w:rtl w:val="0"/>
         </w:rPr>
-        <w:t>Cada toque hace retroceder la máquina una pasada completa, que es lo que se necesita tras una rotura de hilo para no dejar una marca en la tela. Si se quiere volver varias pasadas, se lo toca varias veces. El sistema acompaña el movimiento: cuando detecta un retroceso, sea desde la aplicación o desde la botonera, descuenta esa pasada del conteo y vuelve una fila atrás en el dibujo, de modo que la pasada siguiente repite exactamente la que se deshizo.</w:t>
+        <w:t>Cada toque hace retroceder la máquina una pasada completa, que es lo que se necesita tras una rotura de hilo para no dejar una marca en la tela. Si se quiere volver varias pasadas, se lo toca varias veces. El sistema acompaña el movimiento: cuando detecta un retroceso, sea desde la aplicación o desde la botonera, descuenta esa pasada del conteo y vuelve una pasada atrás en el dibujo (si era la primera pasada de una fila, a la última pasada de la fila anterior), de modo que la pasada siguiente repite exactamente la que se deshizo.</w:t>
       </w:r>
     </w:p>
     <w:sectPr>

--- a/documentacion_proyecto/Manual Telar Fabrica.docx
+++ b/documentacion_proyecto/Manual Telar Fabrica.docx
@@ -1207,7 +1207,7 @@
           <w:bCs w:val="1"/>
           <w:rtl w:val="0"/>
         </w:rPr>
-        <w:t xml:space="preserve">Estado de este documento: las secciones 2, 3 y 4 están completas, con las fotos del relevamiento presencial del 19/08/2026 incorporadas. Lo único que queda pendiente es lo del Nivel 2 (sección 3.2), que todavía no está instalado en la máquina.</w:t>
+        <w:t xml:space="preserve">Estado de este documento: las secciones 2, 3 y 4 están completas, con las fotos del relevamiento presencial del 19/08/2026 incorporadas. Lo único que queda pendiente es lo del Nivel 2 (sección 3.2), que todavía no está instalado en la máquina: se probó en protoboard el 10/10/2026 y se está haciendo la plaqueta.</w:t>
       </w:r>
       <w:r>
         <w:rPr>
@@ -1929,7 +1929,7 @@
           <w:rFonts w:ascii="IBM Plex Sans" w:cs="IBM Plex Sans" w:eastAsia="IBM Plex Sans" w:hAnsi="IBM Plex Sans"/>
           <w:rtl w:val="0"/>
         </w:rPr>
-        <w:t xml:space="preserve">Esto todavía no funciona sobre el telar real: está en etapa de diseño, medición y prueba de banco. Vamos a actualizar este manual cuando esté instalado y probado en la máquina.</w:t>
+        <w:t xml:space="preserve">Esto todavía no funciona sobre el telar real. Al 10/10/2026 se probó todo el circuito en protoboard (el sensor de pasada y el relé de selección con el ESP32) y funcionó; ahora se está haciendo la plaqueta para probarlo de manera correcta en la máquina. Vamos a actualizar este manual cuando esté instalado y probado en el telar.</w:t>
       </w:r>
     </w:p>
     <w:p>

--- a/documentacion_proyecto/Manual Telar Fabrica.docx
+++ b/documentacion_proyecto/Manual Telar Fabrica.docx
@@ -231,7 +231,7 @@
           <w:sz w:val="20"/>
           <w:rtl w:val="0"/>
         </w:rPr>
-        <w:t>La pantalla de inicio muestra si el telar está tejiendo, pausado o detenido. Ese estado refleja la máquina real, incluso si alguien usó la botonera.</w:t>
+        <w:t xml:space="preserve">En el Editor, arriba de la grilla, se ve si el telar está tejiendo, pausado o detenido. Ese estado refleja la máquina real, incluso si alguien usó la botonera.</w:t>
       </w:r>
     </w:p>
     <w:p>
@@ -255,7 +255,7 @@
           <w:sz w:val="18"/>
           <w:rtl w:val="0"/>
         </w:rPr>
-        <w:t>Si dice "Sin datos", el nodo perdió la conexión: revisar la red antes de seguir.</w:t>
+        <w:t xml:space="preserve">Si dice "Sin datos del ESP32" o "Sin conexión", el nodo no está respondiendo: revisar la red antes de seguir.</w:t>
       </w:r>
     </w:p>
     <w:p>
@@ -303,7 +303,7 @@
           <w:sz w:val="20"/>
           <w:rtl w:val="0"/>
         </w:rPr>
-        <w:t>Desde la Biblioteca, elegir el dibujo que corresponde a la pieza y asignarlo al telar.</w:t>
+        <w:t xml:space="preserve">Desde la Biblioteca, tocar Cargar en el dibujo que corresponde a la pieza: se abre en el Editor.</w:t>
       </w:r>
     </w:p>
     <w:p>
@@ -327,7 +327,7 @@
           <w:sz w:val="18"/>
           <w:rtl w:val="0"/>
         </w:rPr>
-        <w:t>El dibujo queda cargado hasta que se cambie por otro.</w:t>
+        <w:t xml:space="preserve">Al tocar Iniciar (▶), ese dibujo queda asignado al telar hasta que se cambie por otro.</w:t>
       </w:r>
     </w:p>
     <w:p>

--- a/documentacion_proyecto/Manual Telar Fabrica.docx
+++ b/documentacion_proyecto/Manual Telar Fabrica.docx
@@ -800,7 +800,7 @@
           <w:sz w:val="20"/>
           <w:rtl w:val="0"/>
         </w:rPr>
-        <w:t>Con el telar encendido, medir la tensión en los bornes de un botón con el multímetro en alterna, apretando y soltando.</w:t>
+        <w:t>Con el telar encendido y sin tejer, medir la tensión en los bornes de un botón con el multímetro en alterna, apretando y soltando.</w:t>
       </w:r>
     </w:p>
     <w:p>
@@ -824,7 +824,7 @@
           <w:sz w:val="18"/>
           <w:rtl w:val="0"/>
         </w:rPr>
-        <w:t>Si en reposo hay tensión (en el C 201 se midieron 24 V en alterna) y al apretar cae a cero, hay que invertir el flanco en el firmware antes de continuar.</w:t>
+        <w:t>En reposo tiene que haber tensión (en el C 201 se midieron 24 V en alterna) y al apretar tiene que caer a cero. Si da cero sin apretar, ese no es el par del botón: no conectarlo.</w:t>
       </w:r>
     </w:p>
     <w:p>
@@ -1867,7 +1867,7 @@
           <w:rFonts w:ascii="IBM Plex Sans" w:cs="IBM Plex Sans" w:eastAsia="IBM Plex Sans" w:hAnsi="IBM Plex Sans"/>
           <w:rtl w:val="0"/>
         </w:rPr>
-        <w:t xml:space="preserve">Ver reflejado en la web lo que se hace desde la botonera: si un operario aprieta Marcha, Pausa o Retroceder en la máquina, el ESP32 lo detecta y la página se actualiza sola.</w:t>
+        <w:t xml:space="preserve">Ver reflejado en la web lo que se hace desde la botonera: si un operario aprieta Marcha, Pausa o Retroceder en la máquina, el ESP32 lo detecta al soltar el botón y la página se actualiza sola. Un toque muy corto, de menos de un cuarto de segundo, puede no registrarse.</w:t>
       </w:r>
     </w:p>
     <w:p>

--- a/documentacion_proyecto/Manual Telar Fabrica.docx
+++ b/documentacion_proyecto/Manual Telar Fabrica.docx
@@ -231,7 +231,7 @@
           <w:sz w:val="20"/>
           <w:rtl w:val="0"/>
         </w:rPr>
-        <w:t>La pantalla de inicio muestra si el telar está tejiendo, pausado o detenido. Ese estado refleja la máquina real, incluso si alguien usó la botonera.</w:t>
+        <w:t xml:space="preserve">En el Editor, arriba de la grilla, se ve si el telar está tejiendo, pausado o detenido. Ese estado refleja la máquina real, incluso si alguien usó la botonera.</w:t>
       </w:r>
     </w:p>
     <w:p>
@@ -255,7 +255,7 @@
           <w:sz w:val="18"/>
           <w:rtl w:val="0"/>
         </w:rPr>
-        <w:t>Si dice "Sin datos", el nodo perdió la conexión: revisar la red antes de seguir.</w:t>
+        <w:t xml:space="preserve">Si dice "Sin datos del ESP32" o "Sin conexión", el nodo no está respondiendo: revisar la red antes de seguir.</w:t>
       </w:r>
     </w:p>
     <w:p>
@@ -303,7 +303,7 @@
           <w:sz w:val="20"/>
           <w:rtl w:val="0"/>
         </w:rPr>
-        <w:t>Desde la Biblioteca, elegir el dibujo que corresponde a la pieza y asignarlo al telar.</w:t>
+        <w:t xml:space="preserve">Desde la Biblioteca, tocar Cargar en el dibujo que corresponde a la pieza: se abre en el Editor.</w:t>
       </w:r>
     </w:p>
     <w:p>
@@ -327,7 +327,7 @@
           <w:sz w:val="18"/>
           <w:rtl w:val="0"/>
         </w:rPr>
-        <w:t>El dibujo queda cargado hasta que se cambie por otro.</w:t>
+        <w:t xml:space="preserve">Al tocar Iniciar (▶), ese dibujo queda asignado al telar hasta que se cambie por otro.</w:t>
       </w:r>
     </w:p>
     <w:p>
@@ -800,7 +800,7 @@
           <w:sz w:val="20"/>
           <w:rtl w:val="0"/>
         </w:rPr>
-        <w:t>Con el telar encendido, medir la tensión en los bornes de un botón con el multímetro en alterna, apretando y soltando.</w:t>
+        <w:t>Con el telar encendido y sin tejer, medir la tensión en los bornes de un botón con el multímetro en alterna, apretando y soltando.</w:t>
       </w:r>
     </w:p>
     <w:p>
@@ -824,7 +824,7 @@
           <w:sz w:val="18"/>
           <w:rtl w:val="0"/>
         </w:rPr>
-        <w:t>Si en reposo hay tensión (en el C 201 se midieron 24 V en alterna) y al apretar cae a cero, hay que invertir el flanco en el firmware antes de continuar.</w:t>
+        <w:t>En reposo tiene que haber tensión (en el C 201 se midieron 24 V en alterna) y al apretar tiene que caer a cero. Si da cero sin apretar, ese no es el par del botón: no conectarlo.</w:t>
       </w:r>
     </w:p>
     <w:p>
@@ -1867,7 +1867,7 @@
           <w:rFonts w:ascii="IBM Plex Sans" w:cs="IBM Plex Sans" w:eastAsia="IBM Plex Sans" w:hAnsi="IBM Plex Sans"/>
           <w:rtl w:val="0"/>
         </w:rPr>
-        <w:t xml:space="preserve">Ver reflejado en la web lo que se hace desde la botonera: si un operario aprieta Marcha, Pausa o Retroceder en la máquina, el ESP32 lo detecta y la página se actualiza sola.</w:t>
+        <w:t xml:space="preserve">Ver reflejado en la web lo que se hace desde la botonera: si un operario aprieta Marcha, Pausa o Retroceder en la máquina, el ESP32 lo detecta al soltar el botón y la página se actualiza sola. Un toque muy corto, de menos de un cuarto de segundo, puede no registrarse.</w:t>
       </w:r>
     </w:p>
     <w:p>

--- a/documentacion_proyecto/Manual Telar Fabrica.docx
+++ b/documentacion_proyecto/Manual Telar Fabrica.docx
@@ -375,7 +375,7 @@
           <w:sz w:val="20"/>
           <w:rtl w:val="0"/>
         </w:rPr>
-        <w:t>Tocar el botón de Marcha en la aplicación, o el botón Avviamento de la botonera. Las dos formas funcionan.</w:t>
+        <w:t>Tocar Iniciar (▶) en la aplicación, o el botón Avviamento de la botonera. Las dos formas funcionan.</w:t>
       </w:r>
     </w:p>
     <w:p>
@@ -471,7 +471,7 @@
           <w:sz w:val="18"/>
           <w:rtl w:val="0"/>
         </w:rPr>
-        <w:t>La parada de emergencia sigue siendo la de la máquina: el sistema no la reemplaza.</w:t>
+        <w:t>Para parar ante un problema, el botón Stop de la máquina funciona siempre: el sistema no lo reemplaza.</w:t>
       </w:r>
     </w:p>
     <w:p>
@@ -1111,7 +1111,7 @@
           <w:sz w:val="20"/>
           <w:rtl w:val="0"/>
         </w:rPr>
-        <w:t>• Los conectores tipo dupont no van del lado de los 220 V: solo empalmes con termocontraíble.</w:t>
+        <w:t>• Los conectores tipo dupont no van del lado de los 220 V: solo borneras o empalmes soldados y aislados con termocontraíble.</w:t>
       </w:r>
     </w:p>
     <w:p>
@@ -1258,7 +1258,7 @@
           <w:rFonts w:ascii="IBM Plex Sans" w:cs="IBM Plex Sans" w:eastAsia="IBM Plex Sans" w:hAnsi="IBM Plex Sans"/>
           <w:rtl w:val="0"/>
         </w:rPr>
-        <w:t xml:space="preserve">El telar que estamos modificando es una máquina de tejido plano que hoy funciona de forma totalmente mecánica: se enciende y se para con una botonera física, y el patrón que teje lo define una cinta de papel perforada que se va leyendo mecánicamente mientras la máquina trabaja.</w:t>
+        <w:t xml:space="preserve">El telar que estamos modificando es una máquina de tejido plano que hoy funciona de forma totalmente mecánica: se enciende y se para con una botonera física, y el patrón que teje lo define una cinta de papel perforada que unos lectores ópticos van leyendo mientras la máquina trabaja.</w:t>
       </w:r>
     </w:p>
     <w:p>
@@ -1404,7 +1404,7 @@
           <w:rFonts w:ascii="IBM Plex Sans" w:cs="IBM Plex Sans" w:eastAsia="IBM Plex Sans" w:hAnsi="IBM Plex Sans"/>
           <w:rtl w:val="0"/>
         </w:rPr>
-        <w:t xml:space="preserve">Cuando inspeccionamos el telar de la planta confirmamos, por su placa de datos, que es un Vamatex modelo C 201 (matrícula 1104, año de revisión 1989). La lectura del patrón se hace con una cinta de papel angosta montada en un tambor con rueda dentada, que acciona una fila de palancas de selección. El máximo de matrices que la máquina puede ejecutar en simultáneo es 8. Con eso queda claro que es un telar por marcos (dobby), no un Jacquard hilo por hilo.</w:t>
+        <w:t xml:space="preserve">Cuando inspeccionamos el telar de la planta confirmamos, por su placa de datos, que es un Vamatex modelo C 201 (matrícula 1104, año de revisión 1989). La lectura del patrón se hace con una cinta de papel angosta montada en un tambor con rueda dentada: unos lectores ópticos leen la cinta y, a través de unas plaquetas electrónicas, accionan las bobinas de selección, que mueven una fila de palancas. El máximo de matrices que la máquina puede ejecutar en simultáneo es 8. Con eso queda claro que es un telar por marcos (dobby), no un Jacquard hilo por hilo.</w:t>
       </w:r>
     </w:p>
     <w:p>
@@ -1702,7 +1702,7 @@
           <w:rFonts w:ascii="IBM Plex Sans" w:cs="IBM Plex Sans" w:eastAsia="IBM Plex Sans" w:hAnsi="IBM Plex Sans"/>
           <w:rtl w:val="0"/>
         </w:rPr>
-        <w:t xml:space="preserve"> Es la que decide, pasada por pasada, qué marcos suben para formar el dibujo. Hoy esto lo hace la cinta de papel perforada que describimos arriba (es mecánico, no tiene nada de electrónico).</w:t>
+        <w:t xml:space="preserve"> Es la que decide, pasada por pasada, qué marcos suben para formar el dibujo. Hoy esto lo hace la cinta de papel perforada que describimos arriba, con sus lectores ópticos y las bobinas de selección.</w:t>
       </w:r>
     </w:p>
     <w:p>
@@ -1915,7 +1915,7 @@
           <w:rFonts w:ascii="IBM Plex Sans" w:cs="IBM Plex Sans" w:eastAsia="IBM Plex Sans" w:hAnsi="IBM Plex Sans"/>
           <w:rtl w:val="0"/>
         </w:rPr>
-        <w:t xml:space="preserve">El siguiente paso, ya pensado pero todavía no puesto en la máquina, es meternos también con la parte que lee el patrón (punto 2.2, ítem 2). La idea es reemplazar la lectura de la cinta de papel perforada comandando las bobinas de selección que el telar ya tiene instaladas, mediante relés de estado sólido manejados por el mismo ESP32, que a su vez recibiría el patrón desde la página web.</w:t>
+        <w:t xml:space="preserve">El siguiente paso, ya pensado pero todavía no puesto en la máquina, es meternos también con la parte que lee el patrón (punto 2.2, ítem 2). La idea es reemplazar la lectura de la cinta de papel perforada comandando las bobinas de selección que el telar ya tiene instaladas, mediante relés de estado sólido (LCA110) en el lugar de cada lector óptico, manejados por el mismo ESP32, que a su vez recibe el patrón desde la página web.</w:t>
       </w:r>
     </w:p>
     <w:p>
@@ -2790,7 +2790,7 @@
           <w:rFonts w:ascii="IBM Plex Sans" w:cs="IBM Plex Sans" w:eastAsia="IBM Plex Sans" w:hAnsi="IBM Plex Sans"/>
           <w:rtl w:val="0"/>
         </w:rPr>
-        <w:t xml:space="preserve"> es el que se usa para parar el telar, tanto al terminar la tarea como ante cualquier problema que surja mientras está tejiendo (hilo cortado, ruido raro, etc.). Confirmado con la máquina real: no hay ningún otro botón además de estos tres, así que no existe un botón de emergencia separado.</w:t>
+        <w:t xml:space="preserve"> es el que se usa para parar el telar, tanto al terminar la tarea como ante cualquier problema que surja mientras está tejiendo (hilo cortado, ruido raro, etc.). Confirmado con la máquina real: además de estos tres solo están Avanzar e Impulso, que están desconectados, así que no existe un botón de emergencia separado.</w:t>
       </w:r>
     </w:p>
     <w:p>
@@ -3115,7 +3115,7 @@
           <w:rFonts w:ascii="IBM Plex Sans" w:cs="IBM Plex Sans" w:eastAsia="IBM Plex Sans" w:hAnsi="IBM Plex Sans"/>
           <w:rtl w:val="0"/>
         </w:rPr>
-        <w:t xml:space="preserve">Nuestro telar, al tener el sistema de arranque y parada remotos por el ESP32, agrega una posibilidad más: se puede detener la máquina también desde la página web (ver el manual de la página web, punto 4.6), sin tener que estar físicamente al lado de la botonera. Como se explicó en el punto 4.4, Pausa es el botón que usamos hoy para parar la máquina en cualquier circunstancia; si además cumple la función de un botón de emergencia es algo que todavía estamos revisando (ver punto 5).</w:t>
+        <w:t xml:space="preserve">Nuestro telar, al tener el sistema de arranque y parada remotos por el ESP32, agrega una posibilidad más: se puede detener la máquina también desde la página web (ver el manual de la página web, punto 4.6), sin tener que estar físicamente al lado de la botonera. Como se explicó en el punto 4.4, Pausa es el botón que usamos hoy para parar la máquina en cualquier circunstancia, pero no cumple la función de un botón de emergencia con corte inmediato.</w:t>
       </w:r>
     </w:p>
     <w:p>

--- a/documentacion_proyecto/Manual Telar Fabrica.docx
+++ b/documentacion_proyecto/Manual Telar Fabrica.docx
@@ -136,7 +136,7 @@
           <w:sz w:val="20"/>
           <w:rtl w:val="0"/>
         </w:rPr>
-        <w:t>El nodo de control alimentado: La luz del gabinete indica que está encendido y conectado.</w:t>
+        <w:t>El nodo de control alimentado: El gabinete enchufado; en la aplicación, junto al estado del telar, dice «ESP32 conectado».</w:t>
       </w:r>
     </w:p>
     <w:p>
@@ -1390,21 +1390,21 @@
           <w:rFonts w:ascii="IBM Plex Sans" w:cs="IBM Plex Sans" w:eastAsia="IBM Plex Sans" w:hAnsi="IBM Plex Sans"/>
           <w:rtl w:val="0"/>
         </w:rPr>
-        <w:t xml:space="preserve"> en vez de controlar cada hilo por separado, se agrupan en una cantidad chica de marcos, y en cada pasada se decide qué marcos suben. Todos los hilos de un mismo marco se mueven juntos. Es mucho más simple porque trabaja con pocos puntos de control (8 en el caso de nuestra máquina), y alcanza perfectamente para patrones repetitivos.</w:t>
-      </w:r>
-    </w:p>
-    <w:p>
-      <w:pPr>
-        <w:rPr>
-          <w:rFonts w:ascii="IBM Plex Sans" w:cs="IBM Plex Sans" w:eastAsia="IBM Plex Sans" w:hAnsi="IBM Plex Sans"/>
-        </w:rPr>
-      </w:pPr>
-      <w:r>
-        <w:rPr>
-          <w:rFonts w:ascii="IBM Plex Sans" w:cs="IBM Plex Sans" w:eastAsia="IBM Plex Sans" w:hAnsi="IBM Plex Sans"/>
-          <w:rtl w:val="0"/>
-        </w:rPr>
-        <w:t xml:space="preserve">Cuando inspeccionamos el telar de la planta confirmamos, por su placa de datos, que es un Vamatex modelo C 201 (matrícula 1104, año de revisión 1989). La lectura del patrón se hace con una cinta de papel angosta montada en un tambor con rueda dentada: unos lectores ópticos leen la cinta y, a través de unas plaquetas electrónicas, accionan las bobinas de selección, que mueven una fila de palancas. El máximo de matrices que la máquina puede ejecutar en simultáneo es 8. Con eso queda claro que es un telar por marcos (dobby), no un Jacquard hilo por hilo.</w:t>
+        <w:t xml:space="preserve"> en vez de controlar cada hilo por separado, se agrupan en una cantidad chica de marcos, y en cada pasada se decide qué marcos suben. Todos los hilos de un mismo marco se mueven juntos. Es mucho más simple porque trabaja con pocos puntos de control (nuestra máquina admite hasta 8 y tiene 4 bobinas de selección instaladas), y alcanza perfectamente para patrones repetitivos.</w:t>
+      </w:r>
+    </w:p>
+    <w:p>
+      <w:pPr>
+        <w:rPr>
+          <w:rFonts w:ascii="IBM Plex Sans" w:cs="IBM Plex Sans" w:eastAsia="IBM Plex Sans" w:hAnsi="IBM Plex Sans"/>
+        </w:rPr>
+      </w:pPr>
+      <w:r>
+        <w:rPr>
+          <w:rFonts w:ascii="IBM Plex Sans" w:cs="IBM Plex Sans" w:eastAsia="IBM Plex Sans" w:hAnsi="IBM Plex Sans"/>
+          <w:rtl w:val="0"/>
+        </w:rPr>
+        <w:t xml:space="preserve">Cuando inspeccionamos el telar de la planta confirmamos, por su placa de datos, que es un Vamatex modelo C 201 (matrícula 1104, año de revisión 1989). La lectura del patrón se hace con una cinta de papel angosta montada en un tambor con rueda dentada: unos lectores ópticos leen la cinta y, a través de unas plaquetas electrónicas, accionan las bobinas de selección, que mueven una fila de palancas. El máximo de matrices que la máquina puede ejecutar en simultáneo es 8; hoy tiene 4 bobinas de selección instaladas. Con eso queda claro que es un telar por marcos (dobby), no un Jacquard hilo por hilo.</w:t>
       </w:r>
     </w:p>
     <w:p>

--- a/documentacion_proyecto/Manual Telar Fabrica.docx
+++ b/documentacion_proyecto/Manual Telar Fabrica.docx
@@ -3346,7 +3346,7 @@
           <w:i w:val="0"/>
           <w:rtl w:val="0"/>
         </w:rPr>
-        <w:t>Cuando el sensor de pasada esté instalado y su conteo validado contra el contador mecánico del telar durante una jornada completa. Construir esa función sobre un número estimado por tiempo sería la forma más rápida de arruinar una pieza de tela. Con el sensor validado, la parada automática es una condición en el firmware y un campo en la base de datos.</w:t>
+        <w:t>Cuando el sensor de pasada esté instalado y su conteo validado contra el contador mecánico del telar durante una jornada completa. Construir esa función sobre un número estimado por tiempo sería la forma más rápida de arruinar una pieza de tela. Con el sensor validado, la parada automática es una condición en el firmware y un campo en la aplicación: la base de datos ya guarda el objetivo de la pieza.</w:t>
       </w:r>
     </w:p>
     <w:p>

--- a/documentacion_proyecto/Manual Telar Fabrica.docx
+++ b/documentacion_proyecto/Manual Telar Fabrica.docx
@@ -1930,6 +1930,349 @@
           <w:rtl w:val="0"/>
         </w:rPr>
         <w:t xml:space="preserve">Esto todavía no funciona sobre el telar real. Al 10/10/2026 se probó todo el circuito en protoboard (el sensor de pasada y el relé de selección con el ESP32) y funcionó; ahora se está haciendo la plaqueta para probarlo de manera correcta en la máquina. Vamos a actualizar este manual cuando esté instalado y probado en el telar.</w:t>
+      </w:r>
+    </w:p>
+    <w:p>
+      <w:pPr>
+        <w:keepNext/>
+        <w:rPr>
+          <w:rFonts w:ascii="IBM Plex Sans" w:cs="IBM Plex Sans" w:eastAsia="IBM Plex Sans" w:hAnsi="IBM Plex Sans"/>
+          <w:b w:val="1"/>
+          <w:bCs w:val="1"/>
+          <w:color w:val="3D6B96"/>
+        </w:rPr>
+      </w:pPr>
+      <w:r>
+        <w:rPr>
+          <w:rFonts w:ascii="IBM Plex Sans" w:cs="IBM Plex Sans" w:eastAsia="IBM Plex Sans" w:hAnsi="IBM Plex Sans"/>
+          <w:b w:val="1"/>
+          <w:bCs w:val="1"/>
+          <w:color w:val="3D6B96"/>
+          <w:rtl w:val="0"/>
+        </w:rPr>
+        <w:t xml:space="preserve">3.3 Nuestro hardware: el gabinete de control</w:t>
+      </w:r>
+    </w:p>
+    <w:p>
+      <w:pPr>
+        <w:rPr>
+          <w:rFonts w:ascii="IBM Plex Sans" w:cs="IBM Plex Sans" w:eastAsia="IBM Plex Sans" w:hAnsi="IBM Plex Sans"/>
+        </w:rPr>
+      </w:pPr>
+      <w:r>
+        <w:rPr>
+          <w:rFonts w:ascii="IBM Plex Sans" w:cs="IBM Plex Sans" w:eastAsia="IBM Plex Sans" w:hAnsi="IBM Plex Sans"/>
+          <w:rtl w:val="0"/>
+        </w:rPr>
+        <w:t xml:space="preserve">Todo lo que le agregamos al telar está en un solo gabinete: una caja estanca IP65 de 300 × 230 × 106 mm, montada en la pared o en una columna, fuera del chasis del telar, para que no reciba la vibración de la máquina. Adentro hay cinco plaquetas, cada una con su tarea:</w:t>
+      </w:r>
+    </w:p>
+    <w:p>
+      <w:pPr>
+        <w:numPr>
+          <w:ilvl w:val="0"/>
+          <w:numId w:val="1"/>
+        </w:numPr>
+        <w:ind w:left="720" w:hanging="360"/>
+        <w:rPr/>
+      </w:pPr>
+      <w:r>
+        <w:rPr>
+          <w:rFonts w:ascii="IBM Plex Sans" w:cs="IBM Plex Sans" w:eastAsia="IBM Plex Sans" w:hAnsi="IBM Plex Sans"/>
+          <w:b w:val="1"/>
+          <w:bCs w:val="1"/>
+          <w:rtl w:val="0"/>
+        </w:rPr>
+        <w:t xml:space="preserve">Fuente:</w:t>
+      </w:r>
+      <w:r>
+        <w:rPr>
+          <w:rFonts w:ascii="IBM Plex Sans" w:cs="IBM Plex Sans" w:eastAsia="IBM Plex Sans" w:hAnsi="IBM Plex Sans"/>
+          <w:rtl w:val="0"/>
+        </w:rPr>
+        <w:t xml:space="preserve"> convierte los 220 V de la red en los 5 V que usa todo el gabinete (un módulo HLK-5M05), con un fusible de 1 A lento en la fase. Es la única plaqueta con 220 V y está separada de las demás.</w:t>
+      </w:r>
+    </w:p>
+    <w:p>
+      <w:pPr>
+        <w:numPr>
+          <w:ilvl w:val="0"/>
+          <w:numId w:val="1"/>
+        </w:numPr>
+        <w:ind w:left="720" w:hanging="360"/>
+        <w:rPr/>
+      </w:pPr>
+      <w:r>
+        <w:rPr>
+          <w:rFonts w:ascii="IBM Plex Sans" w:cs="IBM Plex Sans" w:eastAsia="IBM Plex Sans" w:hAnsi="IBM Plex Sans"/>
+          <w:b w:val="1"/>
+          <w:bCs w:val="1"/>
+          <w:rtl w:val="0"/>
+        </w:rPr>
+        <w:t xml:space="preserve">Principal:</w:t>
+      </w:r>
+      <w:r>
+        <w:rPr>
+          <w:rFonts w:ascii="IBM Plex Sans" w:cs="IBM Plex Sans" w:eastAsia="IBM Plex Sans" w:hAnsi="IBM Plex Sans"/>
+          <w:rtl w:val="0"/>
+        </w:rPr>
+        <w:t xml:space="preserve"> lleva el ESP32, el microcontrolador que se conecta por WiFi con la aplicación y decide qué relé accionar. Su LED azul queda encendido cuando está conectado a la red.</w:t>
+      </w:r>
+    </w:p>
+    <w:p>
+      <w:pPr>
+        <w:numPr>
+          <w:ilvl w:val="0"/>
+          <w:numId w:val="1"/>
+        </w:numPr>
+        <w:ind w:left="720" w:hanging="360"/>
+        <w:rPr/>
+      </w:pPr>
+      <w:r>
+        <w:rPr>
+          <w:rFonts w:ascii="IBM Plex Sans" w:cs="IBM Plex Sans" w:eastAsia="IBM Plex Sans" w:hAnsi="IBM Plex Sans"/>
+          <w:b w:val="1"/>
+          <w:bCs w:val="1"/>
+          <w:rtl w:val="0"/>
+        </w:rPr>
+        <w:t xml:space="preserve">Relés:</w:t>
+      </w:r>
+      <w:r>
+        <w:rPr>
+          <w:rFonts w:ascii="IBM Plex Sans" w:cs="IBM Plex Sans" w:eastAsia="IBM Plex Sans" w:hAnsi="IBM Plex Sans"/>
+          <w:rtl w:val="0"/>
+        </w:rPr>
+        <w:t xml:space="preserve"> tres relés que «aprietan» Marcha, Pausa y Retroceder en paralelo con los botones de la máquina: un módulo de dos relés para Marcha y Pausa, y uno de un relé para Retroceder.</w:t>
+      </w:r>
+    </w:p>
+    <w:p>
+      <w:pPr>
+        <w:numPr>
+          <w:ilvl w:val="0"/>
+          <w:numId w:val="1"/>
+        </w:numPr>
+        <w:ind w:left="720" w:hanging="360"/>
+        <w:rPr/>
+      </w:pPr>
+      <w:r>
+        <w:rPr>
+          <w:rFonts w:ascii="IBM Plex Sans" w:cs="IBM Plex Sans" w:eastAsia="IBM Plex Sans" w:hAnsi="IBM Plex Sans"/>
+          <w:b w:val="1"/>
+          <w:bCs w:val="1"/>
+          <w:rtl w:val="0"/>
+        </w:rPr>
+        <w:t xml:space="preserve">Sensado de la botonera:</w:t>
+      </w:r>
+      <w:r>
+        <w:rPr>
+          <w:rFonts w:ascii="IBM Plex Sans" w:cs="IBM Plex Sans" w:eastAsia="IBM Plex Sans" w:hAnsi="IBM Plex Sans"/>
+          <w:rtl w:val="0"/>
+        </w:rPr>
+        <w:t xml:space="preserve"> detecta cuándo alguien aprieta un botón en la máquina, para que la aplicación lo muestre. Sus optoacopladores separan los 24 V de la botonera del resto del circuito.</w:t>
+      </w:r>
+    </w:p>
+    <w:p>
+      <w:pPr>
+        <w:numPr>
+          <w:ilvl w:val="0"/>
+          <w:numId w:val="1"/>
+        </w:numPr>
+        <w:ind w:left="720" w:hanging="360"/>
+        <w:rPr/>
+      </w:pPr>
+      <w:r>
+        <w:rPr>
+          <w:rFonts w:ascii="IBM Plex Sans" w:cs="IBM Plex Sans" w:eastAsia="IBM Plex Sans" w:hAnsi="IBM Plex Sans"/>
+          <w:b w:val="1"/>
+          <w:bCs w:val="1"/>
+          <w:rtl w:val="0"/>
+        </w:rPr>
+        <w:t xml:space="preserve">Nivel 2:</w:t>
+      </w:r>
+      <w:r>
+        <w:rPr>
+          <w:rFonts w:ascii="IBM Plex Sans" w:cs="IBM Plex Sans" w:eastAsia="IBM Plex Sans" w:hAnsi="IBM Plex Sans"/>
+          <w:rtl w:val="0"/>
+        </w:rPr>
+        <w:t xml:space="preserve"> la entrada del sensor de pasada y los cuatro relés LCA110 que van a ocupar el lugar de los lectores de la cinta. Todavía no está conectada al telar (punto 3.2).</w:t>
+      </w:r>
+    </w:p>
+    <w:p>
+      <w:pPr>
+        <w:keepNext/>
+        <w:jc w:val="center"/>
+        <w:rPr>
+          <w:rFonts w:ascii="IBM Plex Sans" w:cs="IBM Plex Sans" w:eastAsia="IBM Plex Sans" w:hAnsi="IBM Plex Sans"/>
+        </w:rPr>
+      </w:pPr>
+      <w:r>
+        <w:rPr>
+          <w:rFonts w:ascii="IBM Plex Sans" w:cs="IBM Plex Sans" w:eastAsia="IBM Plex Sans" w:hAnsi="IBM Plex Sans"/>
+        </w:rPr>
+        <w:drawing>
+          <wp:inline distB="0" distT="0" distL="114300" distR="114300">
+            <wp:extent cx="5040000" cy="3269000"/>
+            <wp:effectExtent b="0" l="0" r="0" t="0"/>
+            <wp:docPr id="625617035" name="image10.jpg"/>
+            <a:graphic>
+              <a:graphicData uri="http://schemas.openxmlformats.org/drawingml/2006/picture">
+                <pic:pic>
+                  <pic:nvPicPr>
+                    <pic:cNvPr id="0" name="image10.jpg"/>
+                    <pic:cNvPicPr preferRelativeResize="0"/>
+                  </pic:nvPicPr>
+                  <pic:blipFill>
+                    <a:blip r:embed="rId16"/>
+                    <a:srcRect b="0" l="0" r="0" t="0"/>
+                    <a:stretch>
+                      <a:fillRect/>
+                    </a:stretch>
+                  </pic:blipFill>
+                  <pic:spPr>
+                    <a:xfrm>
+                      <a:off x="0" y="0"/>
+                      <a:ext cx="5040000" cy="3269000"/>
+                    </a:xfrm>
+                    <a:prstGeom prst="rect"/>
+                    <a:ln/>
+                  </pic:spPr>
+                </pic:pic>
+              </a:graphicData>
+            </a:graphic>
+          </wp:inline>
+        </w:drawing>
+      </w:r>
+      <w:r>
+        <w:rPr>
+          <w:rtl w:val="0"/>
+        </w:rPr>
+      </w:r>
+    </w:p>
+    <w:p>
+      <w:pPr>
+        <w:jc w:val="center"/>
+        <w:rPr>
+          <w:rFonts w:ascii="IBM Plex Sans" w:cs="IBM Plex Sans" w:eastAsia="IBM Plex Sans" w:hAnsi="IBM Plex Sans"/>
+        </w:rPr>
+      </w:pPr>
+      <w:r>
+        <w:rPr>
+          <w:rFonts w:ascii="IBM Plex Sans" w:cs="IBM Plex Sans" w:eastAsia="IBM Plex Sans" w:hAnsi="IBM Plex Sans"/>
+          <w:i w:val="1"/>
+          <w:iCs w:val="1"/>
+          <w:color w:val="606060"/>
+          <w:sz w:val="18"/>
+          <w:szCs w:val="18"/>
+          <w:rtl w:val="0"/>
+        </w:rPr>
+        <w:t xml:space="preserve">El gabinete con la tapa abierta, en el modelo 3D: las cinco plaquetas, los prensacables y el cableado.</w:t>
+      </w:r>
+      <w:r>
+        <w:rPr>
+          <w:rtl w:val="0"/>
+        </w:rPr>
+      </w:r>
+    </w:p>
+    <w:p>
+      <w:pPr>
+        <w:rPr>
+          <w:rFonts w:ascii="IBM Plex Sans" w:cs="IBM Plex Sans" w:eastAsia="IBM Plex Sans" w:hAnsi="IBM Plex Sans"/>
+        </w:rPr>
+      </w:pPr>
+      <w:r>
+        <w:rPr>
+          <w:rFonts w:ascii="IBM Plex Sans" w:cs="IBM Plex Sans" w:eastAsia="IBM Plex Sans" w:hAnsi="IBM Plex Sans"/>
+          <w:rtl w:val="0"/>
+        </w:rPr>
+        <w:t xml:space="preserve">Los cables entran por cuatro prensacables, que mantienen la caja estanca: el de 220 V por la izquierda, el de la botonera (seis hilos, un par por botón) por la derecha, y por abajo el del sensor de pasada y el del Nivel 2. Entre plaquetas, los cables van enchufados, así que cada una se puede sacar sin desoldar.</w:t>
+      </w:r>
+    </w:p>
+    <w:p>
+      <w:pPr>
+        <w:keepNext/>
+        <w:rPr>
+          <w:rFonts w:ascii="IBM Plex Sans" w:cs="IBM Plex Sans" w:eastAsia="IBM Plex Sans" w:hAnsi="IBM Plex Sans"/>
+        </w:rPr>
+      </w:pPr>
+      <w:r>
+        <w:rPr>
+          <w:rFonts w:ascii="IBM Plex Sans" w:cs="IBM Plex Sans" w:eastAsia="IBM Plex Sans" w:hAnsi="IBM Plex Sans"/>
+          <w:b w:val="1"/>
+          <w:bCs w:val="1"/>
+          <w:rtl w:val="0"/>
+        </w:rPr>
+        <w:t xml:space="preserve">Para el operario:</w:t>
+      </w:r>
+    </w:p>
+    <w:p>
+      <w:pPr>
+        <w:numPr>
+          <w:ilvl w:val="0"/>
+          <w:numId w:val="3"/>
+        </w:numPr>
+        <w:ind w:left="720" w:hanging="360"/>
+        <w:rPr>
+          <w:rFonts w:ascii="IBM Plex Sans" w:cs="IBM Plex Sans" w:eastAsia="IBM Plex Sans" w:hAnsi="IBM Plex Sans"/>
+        </w:rPr>
+      </w:pPr>
+      <w:r>
+        <w:rPr>
+          <w:rFonts w:ascii="IBM Plex Sans" w:cs="IBM Plex Sans" w:eastAsia="IBM Plex Sans" w:hAnsi="IBM Plex Sans"/>
+          <w:rtl w:val="0"/>
+        </w:rPr>
+        <w:t xml:space="preserve">El gabinete no necesita ningún manejo: queda enchufado. Para saber si funciona, alcanza con mirar la aplicación: junto al estado del telar tiene que decir «ESP32 conectado».</w:t>
+      </w:r>
+    </w:p>
+    <w:p>
+      <w:pPr>
+        <w:numPr>
+          <w:ilvl w:val="0"/>
+          <w:numId w:val="3"/>
+        </w:numPr>
+        <w:ind w:left="720" w:hanging="360"/>
+        <w:rPr>
+          <w:rFonts w:ascii="IBM Plex Sans" w:cs="IBM Plex Sans" w:eastAsia="IBM Plex Sans" w:hAnsi="IBM Plex Sans"/>
+        </w:rPr>
+      </w:pPr>
+      <w:r>
+        <w:rPr>
+          <w:rFonts w:ascii="IBM Plex Sans" w:cs="IBM Plex Sans" w:eastAsia="IBM Plex Sans" w:hAnsi="IBM Plex Sans"/>
+          <w:rtl w:val="0"/>
+        </w:rPr>
+        <w:t xml:space="preserve">Si el gabinete se apaga o se desenchufa, el telar se sigue manejando con la botonera de siempre: los relés quedan abiertos y no aprietan nada.</w:t>
+      </w:r>
+    </w:p>
+    <w:p>
+      <w:pPr>
+        <w:numPr>
+          <w:ilvl w:val="0"/>
+          <w:numId w:val="3"/>
+        </w:numPr>
+        <w:ind w:left="720" w:hanging="360"/>
+        <w:rPr>
+          <w:rFonts w:ascii="IBM Plex Sans" w:cs="IBM Plex Sans" w:eastAsia="IBM Plex Sans" w:hAnsi="IBM Plex Sans"/>
+        </w:rPr>
+      </w:pPr>
+      <w:r>
+        <w:rPr>
+          <w:rFonts w:ascii="IBM Plex Sans" w:cs="IBM Plex Sans" w:eastAsia="IBM Plex Sans" w:hAnsi="IBM Plex Sans"/>
+          <w:rtl w:val="0"/>
+        </w:rPr>
+        <w:t xml:space="preserve">La tapa la abre solo el equipo del proyecto o el de mantenimiento, con el gabinete desenchufado: adentro hay 220 V.</w:t>
+      </w:r>
+    </w:p>
+    <w:p>
+      <w:pPr>
+        <w:rPr>
+          <w:rFonts w:ascii="IBM Plex Sans" w:cs="IBM Plex Sans" w:eastAsia="IBM Plex Sans" w:hAnsi="IBM Plex Sans"/>
+        </w:rPr>
+      </w:pPr>
+      <w:r>
+        <w:rPr>
+          <w:rFonts w:ascii="IBM Plex Sans" w:cs="IBM Plex Sans" w:eastAsia="IBM Plex Sans" w:hAnsi="IBM Plex Sans"/>
+          <w:rtl w:val="0"/>
+        </w:rPr>
+        <w:t xml:space="preserve">El armado y el conexionado, plaqueta por plaqueta, están en la Guía de conexión y puesta en marcha. El gabinete también se puede recorrer en un modelo 3D interactivo, con cada componente explicado: manfredojuanignacio08-prog.github.io/Modelado3D_CIT.</w:t>
       </w:r>
     </w:p>
     <w:p>

--- a/documentacion_proyecto/Manual Telar Fabrica.docx
+++ b/documentacion_proyecto/Manual Telar Fabrica.docx
@@ -1872,6 +1872,33 @@
     </w:p>
     <w:p>
       <w:pPr>
+        <w:numPr>
+          <w:ilvl w:val="0"/>
+          <w:numId w:val="3"/>
+        </w:numPr>
+        <w:ind w:left="720" w:hanging="360"/>
+        <w:rPr>
+          <w:rFonts w:ascii="IBM Plex Sans" w:cs="IBM Plex Sans" w:eastAsia="IBM Plex Sans" w:hAnsi="IBM Plex Sans"/>
+        </w:rPr>
+      </w:pPr>
+      <w:sdt>
+        <w:sdtPr>
+          <w:id w:val="-2127702542"/>
+          <w:tag w:val="goog_rdk_0"/>
+        </w:sdtPr>
+        <w:sdtContent>
+          <w:r>
+            <w:rPr>
+              <w:rFonts w:ascii="IBM Plex Sans" w:cs="IBM Plex Sans" w:eastAsia="IBM Plex Sans" w:hAnsi="IBM Plex Sans"/>
+              <w:rtl w:val="0"/>
+            </w:rPr>
+            <w:t xml:space="preserve">Apagar ese control desde la página cuando se quiera (el interruptor «Control desde la página», ver el manual de la página web, punto 4.3). En solo sensado la página no arranca, no para ni retrocede el telar, que se maneja solo con la botonera, y sigue mostrando lo que hace.</w:t>
+          </w:r>
+        </w:sdtContent>
+      </w:sdt>
+    </w:p>
+    <w:p>
+      <w:pPr>
         <w:rPr>
           <w:rFonts w:ascii="IBM Plex Sans" w:cs="IBM Plex Sans" w:eastAsia="IBM Plex Sans" w:hAnsi="IBM Plex Sans"/>
         </w:rPr>
@@ -3228,7 +3255,7 @@
           <w:rFonts w:ascii="IBM Plex Sans" w:cs="IBM Plex Sans" w:eastAsia="IBM Plex Sans" w:hAnsi="IBM Plex Sans"/>
           <w:rtl w:val="0"/>
         </w:rPr>
-        <w:t xml:space="preserve">El operario detiene el telar desde la aplicación (la web, ver el manual de la página web, punto 4.6).</w:t>
+        <w:t xml:space="preserve">El operario detiene el telar desde la aplicación (la web, ver el manual de la página web, punto 4.6) o con Pausa en la botonera; si la página está en solo sensado, solo con la botonera.</w:t>
       </w:r>
     </w:p>
     <w:p>

--- a/documentacion_proyecto/Manual Telar Fabrica.docx
+++ b/documentacion_proyecto/Manual Telar Fabrica.docx
@@ -375,7 +375,7 @@
           <w:sz w:val="20"/>
           <w:rtl w:val="0"/>
         </w:rPr>
-        <w:t>Tocar Iniciar (▶) en la aplicación, o el botón Avviamento de la botonera. Las dos formas funcionan.</w:t>
+        <w:t>Tocar Iniciar (▶) en la aplicación, o el botón Avviamento de la botonera. Las dos formas funcionan (con la página en solo sensado, solo la botonera).</w:t>
       </w:r>
     </w:p>
     <w:p>
@@ -3485,7 +3485,7 @@
           <w:rFonts w:ascii="IBM Plex Sans" w:cs="IBM Plex Sans" w:eastAsia="IBM Plex Sans" w:hAnsi="IBM Plex Sans"/>
           <w:rtl w:val="0"/>
         </w:rPr>
-        <w:t xml:space="preserve">Nuestro telar, al tener el sistema de arranque y parada remotos por el ESP32, agrega una posibilidad más: se puede detener la máquina también desde la página web (ver el manual de la página web, punto 4.6), sin tener que estar físicamente al lado de la botonera. Como se explicó en el punto 4.4, Pausa es el botón que usamos hoy para parar la máquina en cualquier circunstancia, pero no cumple la función de un botón de emergencia con corte inmediato.</w:t>
+        <w:t xml:space="preserve">Nuestro telar, al tener el sistema de arranque y parada remotos por el ESP32, agrega una posibilidad más: se puede detener la máquina también desde la página web (ver el manual de la página web, punto 4.6), sin tener que estar físicamente al lado de la botonera (salvo con la página en solo sensado). Como se explicó en el punto 4.4, Pausa es el botón que usamos hoy para parar la máquina en cualquier circunstancia, pero no cumple la función de un botón de emergencia con corte inmediato.</w:t>
       </w:r>
     </w:p>
     <w:p>

--- a/documentacion_proyecto/Manual Telar Fabrica.docx
+++ b/documentacion_proyecto/Manual Telar Fabrica.docx
@@ -1207,7 +1207,7 @@
           <w:bCs w:val="1"/>
           <w:rtl w:val="0"/>
         </w:rPr>
-        <w:t xml:space="preserve">Estado de este documento: las secciones 2, 3 y 4 están completas, con las fotos del relevamiento presencial del 19/08/2026 incorporadas. Lo único que queda pendiente es lo del Nivel 2 (sección 3.2), que todavía no está instalado en la máquina: se probó en protoboard el 10/10/2026 y se está haciendo la plaqueta.</w:t>
+        <w:t xml:space="preserve">Estado de este documento: las secciones 2, 3 y 4 están completas, con las fotos del relevamiento presencial del 19/08/2026 incorporadas. Lo único que queda pendiente es lo del Nivel 2 (sección 3.2), que todavía no está instalado en la máquina: se probó en protoboard el 10/10/2026 y en el telar el 17/10/2026 (el sensor de pasada y el primer relé), y se están haciendo las plaquetas.</w:t>
       </w:r>
       <w:r>
         <w:rPr>
@@ -1956,7 +1956,7 @@
           <w:rFonts w:ascii="IBM Plex Sans" w:cs="IBM Plex Sans" w:eastAsia="IBM Plex Sans" w:hAnsi="IBM Plex Sans"/>
           <w:rtl w:val="0"/>
         </w:rPr>
-        <w:t xml:space="preserve">Esto todavía no funciona sobre el telar real. Al 10/10/2026 se probó todo el circuito en protoboard (el sensor de pasada y el relé de selección con el ESP32) y funcionó; ahora se está haciendo la plaqueta para probarlo de manera correcta en la máquina. Vamos a actualizar este manual cuando esté instalado y probado en el telar.</w:t>
+        <w:t xml:space="preserve">Esto todavía no funciona sobre el telar real. Al 10/10/2026 se probó todo el circuito en protoboard (el sensor de pasada y el relé de selección con el ESP32) y funcionó, y el 17/10/2026 lo probamos en el telar, todavía en protoboard: el sensor de pasada cuenta las pasadas y el primer relé, en el lugar de su lector, seleccionó bien. Ahora se están haciendo las plaquetas para instalar los cuatro relés de manera correcta. Vamos a actualizar este manual cuando esté instalado y probado en el telar.</w:t>
       </w:r>
     </w:p>
     <w:p>

--- a/documentacion_proyecto/Manual Telar Fabrica.docx
+++ b/documentacion_proyecto/Manual Telar Fabrica.docx
@@ -4,6 +4,7 @@
   <w:body>
     <w:p>
       <w:pPr>
+        <w:keepNext/>
         <w:rPr>
           <w:rFonts w:ascii="IBM Plex Sans" w:cs="IBM Plex Sans" w:eastAsia="IBM Plex Sans" w:hAnsi="IBM Plex Sans"/>
           <w:b w:val="1"/>
@@ -24,6 +25,7 @@
     </w:p>
     <w:p>
       <w:pPr>
+        <w:keepNext/>
         <w:jc w:val="both"/>
         <w:rPr>
           <w:rFonts w:ascii="IBM Plex Sans" w:cs="IBM Plex Sans" w:eastAsia="IBM Plex Sans" w:hAnsi="IBM Plex Sans"/>
@@ -70,6 +72,7 @@
     </w:p>
     <w:p>
       <w:pPr>
+        <w:keepNext/>
         <w:jc w:val="both"/>
         <w:rPr>
           <w:rFonts w:ascii="IBM Plex Sans" w:cs="IBM Plex Sans" w:eastAsia="IBM Plex Sans" w:hAnsi="IBM Plex Sans"/>
@@ -165,6 +168,7 @@
     </w:p>
     <w:p>
       <w:pPr>
+        <w:keepNext/>
         <w:jc w:val="both"/>
         <w:rPr>
           <w:rFonts w:ascii="IBM Plex Sans" w:cs="IBM Plex Sans" w:eastAsia="IBM Plex Sans" w:hAnsi="IBM Plex Sans"/>
@@ -188,6 +192,7 @@
     </w:p>
     <w:p>
       <w:pPr>
+        <w:keepNext/>
         <w:ind w:left="280"/>
         <w:jc w:val="both"/>
         <w:rPr>
@@ -260,6 +265,7 @@
     </w:p>
     <w:p>
       <w:pPr>
+        <w:keepNext/>
         <w:ind w:left="280"/>
         <w:jc w:val="both"/>
         <w:rPr>
@@ -332,6 +338,7 @@
     </w:p>
     <w:p>
       <w:pPr>
+        <w:keepNext/>
         <w:ind w:left="280"/>
         <w:jc w:val="both"/>
         <w:rPr>
@@ -404,6 +411,7 @@
     </w:p>
     <w:p>
       <w:pPr>
+        <w:keepNext/>
         <w:ind w:left="280"/>
         <w:jc w:val="both"/>
         <w:rPr>
@@ -476,6 +484,7 @@
     </w:p>
     <w:p>
       <w:pPr>
+        <w:keepNext/>
         <w:jc w:val="both"/>
         <w:rPr>
           <w:rFonts w:ascii="IBM Plex Sans" w:cs="IBM Plex Sans" w:eastAsia="IBM Plex Sans" w:hAnsi="IBM Plex Sans"/>
@@ -593,6 +602,7 @@
     </w:p>
     <w:p>
       <w:pPr>
+        <w:keepNext/>
         <w:jc w:val="both"/>
         <w:rPr>
           <w:rFonts w:ascii="IBM Plex Sans" w:cs="IBM Plex Sans" w:eastAsia="IBM Plex Sans" w:hAnsi="IBM Plex Sans"/>
@@ -639,6 +649,7 @@
     </w:p>
     <w:p>
       <w:pPr>
+        <w:keepNext/>
         <w:jc w:val="both"/>
         <w:rPr>
           <w:rFonts w:ascii="IBM Plex Sans" w:cs="IBM Plex Sans" w:eastAsia="IBM Plex Sans" w:hAnsi="IBM Plex Sans"/>
@@ -734,6 +745,7 @@
     </w:p>
     <w:p>
       <w:pPr>
+        <w:keepNext/>
         <w:jc w:val="both"/>
         <w:rPr>
           <w:rFonts w:ascii="IBM Plex Sans" w:cs="IBM Plex Sans" w:eastAsia="IBM Plex Sans" w:hAnsi="IBM Plex Sans"/>
@@ -757,6 +769,7 @@
     </w:p>
     <w:p>
       <w:pPr>
+        <w:keepNext/>
         <w:ind w:left="280"/>
         <w:jc w:val="both"/>
         <w:rPr>
@@ -829,6 +842,7 @@
     </w:p>
     <w:p>
       <w:pPr>
+        <w:keepNext/>
         <w:ind w:left="280"/>
         <w:jc w:val="both"/>
         <w:rPr>
@@ -901,6 +915,7 @@
     </w:p>
     <w:p>
       <w:pPr>
+        <w:keepNext/>
         <w:ind w:left="280"/>
         <w:jc w:val="both"/>
         <w:rPr>
@@ -973,6 +988,7 @@
     </w:p>
     <w:p>
       <w:pPr>
+        <w:keepNext/>
         <w:ind w:left="280"/>
         <w:jc w:val="both"/>
         <w:rPr>
@@ -1045,6 +1061,7 @@
     </w:p>
     <w:p>
       <w:pPr>
+        <w:keepNext/>
         <w:jc w:val="both"/>
         <w:rPr>
           <w:rFonts w:ascii="IBM Plex Sans" w:cs="IBM Plex Sans" w:eastAsia="IBM Plex Sans" w:hAnsi="IBM Plex Sans"/>
@@ -1162,6 +1179,7 @@
     </w:p>
     <w:p>
       <w:pPr>
+        <w:keepNext/>
         <w:rPr>
           <w:rFonts w:ascii="IBM Plex Sans" w:cs="IBM Plex Sans" w:eastAsia="IBM Plex Sans" w:hAnsi="IBM Plex Sans"/>
           <w:b w:val="1"/>
@@ -1207,28 +1225,36 @@
           <w:bCs w:val="1"/>
           <w:rtl w:val="0"/>
         </w:rPr>
-        <w:t xml:space="preserve">Estado de este documento: las secciones 2, 3 y 4 están completas, con las fotos del relevamiento presencial del 19/08/2026 incorporadas. Lo único que queda pendiente es lo del Nivel 2 (sección 3.2), que todavía no está instalado en la máquina: se probó en protoboard el 10/10/2026 y en el telar el 17/10/2026 (el sensor de pasada y el primer relé), y se están haciendo las plaquetas.</w:t>
-      </w:r>
-      <w:r>
-        <w:rPr>
-          <w:rtl w:val="0"/>
-        </w:rPr>
-      </w:r>
-    </w:p>
-    <w:p>
-      <w:pPr>
-        <w:rPr>
-          <w:rFonts w:ascii="IBM Plex Sans" w:cs="IBM Plex Sans" w:eastAsia="IBM Plex Sans" w:hAnsi="IBM Plex Sans"/>
-        </w:rPr>
-      </w:pPr>
-      <w:r>
-        <w:rPr>
-          <w:rtl w:val="0"/>
-        </w:rPr>
-      </w:r>
-    </w:p>
-    <w:p>
-      <w:pPr>
+        <w:t xml:space="preserve">Estado de este documento:</w:t>
+      </w:r>
+      <w:r>
+        <w:rPr>
+          <w:rFonts w:ascii="IBM Plex Sans" w:cs="IBM Plex Sans" w:eastAsia="IBM Plex Sans" w:hAnsi="IBM Plex Sans"/>
+          <w:rtl w:val="0"/>
+        </w:rPr>
+        <w:t xml:space="preserve"> las secciones 2, 3 y 4 están completas, con las fotos del relevamiento presencial del 19/08/2026 incorporadas. Lo único que queda pendiente es lo del Nivel 2 (sección 3.2), que todavía no está instalado en la máquina: se probó en protoboard el 10/10/2026 y en el telar el 17/10/2026 (el sensor de pasada y el primer relé), y se están haciendo las plaquetas.</w:t>
+      </w:r>
+      <w:r>
+        <w:rPr>
+          <w:rtl w:val="0"/>
+        </w:rPr>
+      </w:r>
+    </w:p>
+    <w:p>
+      <w:pPr>
+        <w:rPr>
+          <w:rFonts w:ascii="IBM Plex Sans" w:cs="IBM Plex Sans" w:eastAsia="IBM Plex Sans" w:hAnsi="IBM Plex Sans"/>
+        </w:rPr>
+      </w:pPr>
+      <w:r>
+        <w:rPr>
+          <w:rtl w:val="0"/>
+        </w:rPr>
+      </w:r>
+    </w:p>
+    <w:p>
+      <w:pPr>
+        <w:keepNext/>
         <w:rPr>
           <w:rFonts w:ascii="IBM Plex Sans" w:cs="IBM Plex Sans" w:eastAsia="IBM Plex Sans" w:hAnsi="IBM Plex Sans"/>
           <w:b w:val="1"/>
@@ -1289,6 +1315,7 @@
     </w:p>
     <w:p>
       <w:pPr>
+        <w:keepNext/>
         <w:rPr>
           <w:rFonts w:ascii="IBM Plex Sans" w:cs="IBM Plex Sans" w:eastAsia="IBM Plex Sans" w:hAnsi="IBM Plex Sans"/>
           <w:b w:val="1"/>
@@ -1309,6 +1336,7 @@
     </w:p>
     <w:p>
       <w:pPr>
+        <w:keepNext/>
         <w:rPr>
           <w:rFonts w:ascii="IBM Plex Sans" w:cs="IBM Plex Sans" w:eastAsia="IBM Plex Sans" w:hAnsi="IBM Plex Sans"/>
           <w:b w:val="1"/>
@@ -1573,6 +1601,7 @@
     </w:p>
     <w:p>
       <w:pPr>
+        <w:keepNext/>
         <w:rPr>
           <w:rFonts w:ascii="IBM Plex Sans" w:cs="IBM Plex Sans" w:eastAsia="IBM Plex Sans" w:hAnsi="IBM Plex Sans"/>
           <w:b w:val="1"/>
@@ -1593,6 +1622,7 @@
     </w:p>
     <w:p>
       <w:pPr>
+        <w:keepNext/>
         <w:rPr>
           <w:rFonts w:ascii="IBM Plex Sans" w:cs="IBM Plex Sans" w:eastAsia="IBM Plex Sans" w:hAnsi="IBM Plex Sans"/>
         </w:rPr>
@@ -1719,6 +1749,7 @@
     </w:p>
     <w:p>
       <w:pPr>
+        <w:keepNext/>
         <w:rPr>
           <w:rFonts w:ascii="IBM Plex Sans" w:cs="IBM Plex Sans" w:eastAsia="IBM Plex Sans" w:hAnsi="IBM Plex Sans"/>
           <w:b w:val="1"/>
@@ -1739,6 +1770,7 @@
     </w:p>
     <w:p>
       <w:pPr>
+        <w:keepNext/>
         <w:rPr>
           <w:rFonts w:ascii="IBM Plex Sans" w:cs="IBM Plex Sans" w:eastAsia="IBM Plex Sans" w:hAnsi="IBM Plex Sans"/>
           <w:b w:val="1"/>
@@ -1773,6 +1805,7 @@
     </w:p>
     <w:p>
       <w:pPr>
+        <w:keepNext/>
         <w:rPr>
           <w:rFonts w:ascii="IBM Plex Sans" w:cs="IBM Plex Sans" w:eastAsia="IBM Plex Sans" w:hAnsi="IBM Plex Sans"/>
         </w:rPr>
@@ -1913,6 +1946,7 @@
     </w:p>
     <w:p>
       <w:pPr>
+        <w:keepNext/>
         <w:rPr>
           <w:rFonts w:ascii="IBM Plex Sans" w:cs="IBM Plex Sans" w:eastAsia="IBM Plex Sans" w:hAnsi="IBM Plex Sans"/>
           <w:b w:val="1"/>
@@ -2316,6 +2350,7 @@
     </w:p>
     <w:p>
       <w:pPr>
+        <w:keepNext/>
         <w:rPr>
           <w:rFonts w:ascii="IBM Plex Sans" w:cs="IBM Plex Sans" w:eastAsia="IBM Plex Sans" w:hAnsi="IBM Plex Sans"/>
           <w:b w:val="1"/>
@@ -2357,6 +2392,7 @@
     </w:p>
     <w:p>
       <w:pPr>
+        <w:keepNext/>
         <w:rPr>
           <w:rFonts w:ascii="IBM Plex Sans" w:cs="IBM Plex Sans" w:eastAsia="IBM Plex Sans" w:hAnsi="IBM Plex Sans"/>
           <w:b w:val="1"/>
@@ -2716,6 +2752,7 @@
     </w:p>
     <w:p>
       <w:pPr>
+        <w:keepNext/>
         <w:rPr>
           <w:rFonts w:ascii="IBM Plex Sans" w:cs="IBM Plex Sans" w:eastAsia="IBM Plex Sans" w:hAnsi="IBM Plex Sans"/>
           <w:b w:val="1"/>
@@ -3012,6 +3049,7 @@
     </w:p>
     <w:p>
       <w:pPr>
+        <w:keepNext/>
         <w:rPr>
           <w:rFonts w:ascii="IBM Plex Sans" w:cs="IBM Plex Sans" w:eastAsia="IBM Plex Sans" w:hAnsi="IBM Plex Sans"/>
           <w:b w:val="1"/>
@@ -3032,6 +3070,7 @@
     </w:p>
     <w:p>
       <w:pPr>
+        <w:keepNext/>
         <w:rPr>
           <w:rFonts w:ascii="IBM Plex Sans" w:cs="IBM Plex Sans" w:eastAsia="IBM Plex Sans" w:hAnsi="IBM Plex Sans"/>
         </w:rPr>
@@ -3115,6 +3154,7 @@
     </w:p>
     <w:p>
       <w:pPr>
+        <w:keepNext/>
         <w:rPr>
           <w:rFonts w:ascii="IBM Plex Sans" w:cs="IBM Plex Sans" w:eastAsia="IBM Plex Sans" w:hAnsi="IBM Plex Sans"/>
           <w:b w:val="1"/>
@@ -3193,6 +3233,7 @@
     </w:p>
     <w:p>
       <w:pPr>
+        <w:keepNext/>
         <w:rPr>
           <w:rFonts w:ascii="IBM Plex Sans" w:cs="IBM Plex Sans" w:eastAsia="IBM Plex Sans" w:hAnsi="IBM Plex Sans"/>
           <w:b w:val="1"/>
@@ -3211,6 +3252,7 @@
     </w:p>
     <w:p>
       <w:pPr>
+        <w:keepNext/>
         <w:rPr>
           <w:rFonts w:ascii="IBM Plex Sans" w:cs="IBM Plex Sans" w:eastAsia="IBM Plex Sans" w:hAnsi="IBM Plex Sans"/>
         </w:rPr>
@@ -3589,6 +3631,7 @@
     </w:p>
     <w:p>
       <w:pPr>
+        <w:keepNext/>
         <w:rPr>
           <w:rFonts w:ascii="IBM Plex Sans" w:cs="IBM Plex Sans" w:eastAsia="IBM Plex Sans" w:hAnsi="IBM Plex Sans"/>
           <w:b w:val="1"/>
@@ -3625,6 +3668,7 @@
     </w:p>
     <w:p>
       <w:pPr>
+        <w:keepNext/>
         <w:rPr>
           <w:rFonts w:ascii="IBM Plex Sans" w:cs="IBM Plex Sans" w:eastAsia="IBM Plex Sans" w:hAnsi="IBM Plex Sans"/>
         </w:rPr>
@@ -3657,6 +3701,7 @@
     </w:p>
     <w:p>
       <w:pPr>
+        <w:keepNext/>
         <w:rPr>
           <w:rFonts w:ascii="IBM Plex Sans" w:cs="IBM Plex Sans" w:eastAsia="IBM Plex Sans" w:hAnsi="IBM Plex Sans"/>
         </w:rPr>
@@ -3689,6 +3734,7 @@
     </w:p>
     <w:p>
       <w:pPr>
+        <w:keepNext/>
         <w:rPr>
           <w:rFonts w:ascii="IBM Plex Sans" w:cs="IBM Plex Sans" w:eastAsia="IBM Plex Sans" w:hAnsi="IBM Plex Sans"/>
         </w:rPr>
@@ -3721,6 +3767,7 @@
     </w:p>
     <w:p>
       <w:pPr>
+        <w:keepNext/>
         <w:rPr>
           <w:rFonts w:ascii="IBM Plex Sans" w:cs="IBM Plex Sans" w:eastAsia="IBM Plex Sans" w:hAnsi="IBM Plex Sans"/>
         </w:rPr>

--- a/documentacion_proyecto/Manual Telar Fabrica.docx
+++ b/documentacion_proyecto/Manual Telar Fabrica.docx
@@ -1232,7 +1232,7 @@
           <w:rFonts w:ascii="IBM Plex Sans" w:cs="IBM Plex Sans" w:eastAsia="IBM Plex Sans" w:hAnsi="IBM Plex Sans"/>
           <w:rtl w:val="0"/>
         </w:rPr>
-        <w:t xml:space="preserve"> las secciones 2, 3 y 4 están completas, con las fotos del relevamiento presencial del 19/08/2026 incorporadas. Lo único que queda pendiente es lo del Nivel 2 (sección 3.2), que todavía no está instalado en la máquina: se probó en protoboard el 10/10/2026 y en el telar el 17/10/2026 (el sensor de pasada y el primer relé), y se están haciendo las plaquetas.</w:t>
+        <w:t xml:space="preserve"> las secciones 2, 3 y 4 están completas, con las fotos del relevamiento presencial del 19/08/2026 incorporadas. Lo único que queda pendiente es lo del Nivel 2 (sección 3.2), que todavía no está instalado en la máquina: se probó en protoboard el 10/10/2026 y en el telar el 17/10/2026 (el sensor de pasada y el primer relé), y las plaquetas ya están soldadas.</w:t>
       </w:r>
       <w:r>
         <w:rPr>
@@ -1990,7 +1990,7 @@
           <w:rFonts w:ascii="IBM Plex Sans" w:cs="IBM Plex Sans" w:eastAsia="IBM Plex Sans" w:hAnsi="IBM Plex Sans"/>
           <w:rtl w:val="0"/>
         </w:rPr>
-        <w:t xml:space="preserve">Esto todavía no funciona sobre el telar real. Al 10/10/2026 se probó todo el circuito en protoboard (el sensor de pasada y el relé de selección con el ESP32) y funcionó, y el 17/10/2026 lo probamos en el telar, todavía en protoboard: el sensor de pasada cuenta las pasadas y el primer relé, en el lugar de su lector, seleccionó bien. Ahora se están haciendo las plaquetas para instalar los cuatro relés de manera correcta. Vamos a actualizar este manual cuando esté instalado y probado en el telar.</w:t>
+        <w:t xml:space="preserve">Esto todavía no funciona sobre el telar real. Al 10/10/2026 se probó todo el circuito en protoboard (el sensor de pasada y el relé de selección con el ESP32) y funcionó, y el 17/10/2026 lo probamos en el telar, todavía en protoboard: el sensor de pasada cuenta las pasadas y el primer relé, en el lugar de su lector, seleccionó bien. Las plaquetas para instalar los cuatro relés de manera correcta ya están soldadas; falta instalarlas en la planta. Vamos a actualizar este manual cuando esté instalado y probado en el telar.</w:t>
       </w:r>
     </w:p>
     <w:p>

--- a/documentacion_proyecto/Manual Telar Fabrica.docx
+++ b/documentacion_proyecto/Manual Telar Fabrica.docx
@@ -1869,8 +1869,8 @@
       </w:pPr>
       <w:sdt>
         <w:sdtPr>
+          <w:tag w:val="goog_rdk_0"/>
           <w:id w:val="-2127702542"/>
-          <w:tag w:val="goog_rdk_0"/>
         </w:sdtPr>
         <w:sdtContent>
           <w:r>
@@ -1916,8 +1916,8 @@
       </w:pPr>
       <w:sdt>
         <w:sdtPr>
+          <w:tag w:val="goog_rdk_0"/>
           <w:id w:val="-2127702542"/>
-          <w:tag w:val="goog_rdk_0"/>
         </w:sdtPr>
         <w:sdtContent>
           <w:r>
@@ -3800,7 +3800,7 @@
     </w:p>
     <w:sectPr>
       <w:pgSz w:h="16838" w:w="11906" w:orient="portrait"/>
-      <w:pgMar w:bottom="1417" w:top="1417" w:left="1701" w:right="1701" w:header="708" w:footer="708"/>
+      <w:pgMar w:bottom="1417" w:top="1417" w:left="1701" w:right="1701" w:header="708" w:footer="708" w:gutter="0"/>
       <w:pgNumType w:start="1"/>
     </w:sectPr>
   </w:body>
@@ -4503,7 +4503,7 @@
     </w:rPrDefault>
     <w:pPrDefault>
       <w:pPr>
-        <w:spacing w:after="160" w:line="278.00000000000006" w:lineRule="auto"/>
+        <w:spacing w:after="160" w:line="278" w:lineRule="auto"/>
       </w:pPr>
     </w:pPrDefault>
   </w:docDefaults>
@@ -4656,7 +4656,7 @@
     </w:pPr>
     <w:rPr>
       <w:rFonts w:cstheme="majorBidi" w:eastAsiaTheme="majorEastAsia"/>
-      <w:color w:val="595959" w:themeColor="text1" w:themeTint="0000A6"/>
+      <w:color w:val="595959" w:themeColor="text1" w:themeTint="A6"/>
     </w:rPr>
   </w:style>
   <w:style w:type="paragraph" w:styleId="Ttulo8">
@@ -4679,7 +4679,7 @@
       <w:rFonts w:cstheme="majorBidi" w:eastAsiaTheme="majorEastAsia"/>
       <w:i w:val="1"/>
       <w:iCs w:val="1"/>
-      <w:color w:val="272727" w:themeColor="text1" w:themeTint="0000D8"/>
+      <w:color w:val="272727" w:themeColor="text1" w:themeTint="D8"/>
     </w:rPr>
   </w:style>
   <w:style w:type="paragraph" w:styleId="Ttulo9">
@@ -4700,7 +4700,7 @@
     </w:pPr>
     <w:rPr>
       <w:rFonts w:cstheme="majorBidi" w:eastAsiaTheme="majorEastAsia"/>
-      <w:color w:val="272727" w:themeColor="text1" w:themeTint="0000D8"/>
+      <w:color w:val="272727" w:themeColor="text1" w:themeTint="D8"/>
     </w:rPr>
   </w:style>
   <w:style w:type="character" w:styleId="Fuentedeprrafopredeter" w:default="1">
@@ -4737,7 +4737,7 @@
     <w:rsid w:val="00587D00"/>
     <w:rPr>
       <w:rFonts w:asciiTheme="majorHAnsi" w:cstheme="majorBidi" w:eastAsiaTheme="majorEastAsia" w:hAnsiTheme="majorHAnsi"/>
-      <w:color w:val="0f4761" w:themeColor="accent1" w:themeShade="0000BF"/>
+      <w:color w:val="0f4761" w:themeColor="accent1" w:themeShade="BF"/>
       <w:sz w:val="40"/>
       <w:szCs w:val="40"/>
     </w:rPr>
@@ -4751,7 +4751,7 @@
     <w:rsid w:val="00587D00"/>
     <w:rPr>
       <w:rFonts w:asciiTheme="majorHAnsi" w:cstheme="majorBidi" w:eastAsiaTheme="majorEastAsia" w:hAnsiTheme="majorHAnsi"/>
-      <w:color w:val="0f4761" w:themeColor="accent1" w:themeShade="0000BF"/>
+      <w:color w:val="0f4761" w:themeColor="accent1" w:themeShade="BF"/>
       <w:sz w:val="32"/>
       <w:szCs w:val="32"/>
     </w:rPr>
@@ -4765,7 +4765,7 @@
     <w:rsid w:val="00587D00"/>
     <w:rPr>
       <w:rFonts w:cstheme="majorBidi" w:eastAsiaTheme="majorEastAsia"/>
-      <w:color w:val="0f4761" w:themeColor="accent1" w:themeShade="0000BF"/>
+      <w:color w:val="0f4761" w:themeColor="accent1" w:themeShade="BF"/>
       <w:sz w:val="28"/>
       <w:szCs w:val="28"/>
     </w:rPr>
@@ -4781,7 +4781,7 @@
       <w:rFonts w:cstheme="majorBidi" w:eastAsiaTheme="majorEastAsia"/>
       <w:i w:val="1"/>
       <w:iCs w:val="1"/>
-      <w:color w:val="0f4761" w:themeColor="accent1" w:themeShade="0000BF"/>
+      <w:color w:val="0f4761" w:themeColor="accent1" w:themeShade="BF"/>
     </w:rPr>
   </w:style>
   <w:style w:type="character" w:styleId="Ttulo5Car" w:customStyle="1">
@@ -4793,7 +4793,7 @@
     <w:rsid w:val="00587D00"/>
     <w:rPr>
       <w:rFonts w:cstheme="majorBidi" w:eastAsiaTheme="majorEastAsia"/>
-      <w:color w:val="0f4761" w:themeColor="accent1" w:themeShade="0000BF"/>
+      <w:color w:val="0f4761" w:themeColor="accent1" w:themeShade="BF"/>
     </w:rPr>
   </w:style>
   <w:style w:type="character" w:styleId="Ttulo6Car" w:customStyle="1">
@@ -4807,7 +4807,7 @@
       <w:rFonts w:cstheme="majorBidi" w:eastAsiaTheme="majorEastAsia"/>
       <w:i w:val="1"/>
       <w:iCs w:val="1"/>
-      <w:color w:val="595959" w:themeColor="text1" w:themeTint="0000A6"/>
+      <w:color w:val="595959" w:themeColor="text1" w:themeTint="A6"/>
     </w:rPr>
   </w:style>
   <w:style w:type="character" w:styleId="Ttulo7Car" w:customStyle="1">
@@ -4819,7 +4819,7 @@
     <w:rsid w:val="00587D00"/>
     <w:rPr>
       <w:rFonts w:cstheme="majorBidi" w:eastAsiaTheme="majorEastAsia"/>
-      <w:color w:val="595959" w:themeColor="text1" w:themeTint="0000A6"/>
+      <w:color w:val="595959" w:themeColor="text1" w:themeTint="A6"/>
     </w:rPr>
   </w:style>
   <w:style w:type="character" w:styleId="Ttulo8Car" w:customStyle="1">
@@ -4833,7 +4833,7 @@
       <w:rFonts w:cstheme="majorBidi" w:eastAsiaTheme="majorEastAsia"/>
       <w:i w:val="1"/>
       <w:iCs w:val="1"/>
-      <w:color w:val="272727" w:themeColor="text1" w:themeTint="0000D8"/>
+      <w:color w:val="272727" w:themeColor="text1" w:themeTint="D8"/>
     </w:rPr>
   </w:style>
   <w:style w:type="character" w:styleId="Ttulo9Car" w:customStyle="1">
@@ -4845,7 +4845,7 @@
     <w:rsid w:val="00587D00"/>
     <w:rPr>
       <w:rFonts w:cstheme="majorBidi" w:eastAsiaTheme="majorEastAsia"/>
-      <w:color w:val="272727" w:themeColor="text1" w:themeTint="0000D8"/>
+      <w:color w:val="272727" w:themeColor="text1" w:themeTint="D8"/>
     </w:rPr>
   </w:style>
   <w:style w:type="character" w:styleId="TtuloCar" w:customStyle="1">
@@ -4870,7 +4870,7 @@
     <w:rsid w:val="00587D00"/>
     <w:rPr>
       <w:rFonts w:cstheme="majorBidi" w:eastAsiaTheme="majorEastAsia"/>
-      <w:color w:val="595959" w:themeColor="text1" w:themeTint="0000A6"/>
+      <w:color w:val="595959" w:themeColor="text1" w:themeTint="A6"/>
       <w:spacing w:val="15"/>
       <w:sz w:val="28"/>
       <w:szCs w:val="28"/>
@@ -4891,7 +4891,7 @@
     <w:rPr>
       <w:i w:val="1"/>
       <w:iCs w:val="1"/>
-      <w:color w:val="404040" w:themeColor="text1" w:themeTint="0000BF"/>
+      <w:color w:val="404040" w:themeColor="text1" w:themeTint="BF"/>
     </w:rPr>
   </w:style>
   <w:style w:type="character" w:styleId="CitaCar" w:customStyle="1">
@@ -4903,7 +4903,7 @@
     <w:rPr>
       <w:i w:val="1"/>
       <w:iCs w:val="1"/>
-      <w:color w:val="404040" w:themeColor="text1" w:themeTint="0000BF"/>
+      <w:color w:val="404040" w:themeColor="text1" w:themeTint="BF"/>
     </w:rPr>
   </w:style>
   <w:style w:type="paragraph" w:styleId="Prrafodelista">
@@ -4926,7 +4926,7 @@
     <w:rPr>
       <w:i w:val="1"/>
       <w:iCs w:val="1"/>
-      <w:color w:val="0f4761" w:themeColor="accent1" w:themeShade="0000BF"/>
+      <w:color w:val="0f4761" w:themeColor="accent1" w:themeShade="BF"/>
     </w:rPr>
   </w:style>
   <w:style w:type="paragraph" w:styleId="Citadestacada">
@@ -4939,8 +4939,8 @@
     <w:rsid w:val="00587D00"/>
     <w:pPr>
       <w:pBdr>
-        <w:top w:color="0f4761" w:space="10" w:sz="4" w:themeColor="accent1" w:themeShade="0000BF" w:val="single"/>
-        <w:bottom w:color="0f4761" w:space="10" w:sz="4" w:themeColor="accent1" w:themeShade="0000BF" w:val="single"/>
+        <w:top w:color="0f4761" w:space="10" w:sz="4" w:themeColor="accent1" w:themeShade="BF" w:val="single"/>
+        <w:bottom w:color="0f4761" w:space="10" w:sz="4" w:themeColor="accent1" w:themeShade="BF" w:val="single"/>
       </w:pBdr>
       <w:spacing w:after="360" w:before="360"/>
       <w:ind w:left="864" w:right="864"/>
@@ -4949,7 +4949,7 @@
     <w:rPr>
       <w:i w:val="1"/>
       <w:iCs w:val="1"/>
-      <w:color w:val="0f4761" w:themeColor="accent1" w:themeShade="0000BF"/>
+      <w:color w:val="0f4761" w:themeColor="accent1" w:themeShade="BF"/>
     </w:rPr>
   </w:style>
   <w:style w:type="character" w:styleId="CitadestacadaCar" w:customStyle="1">
@@ -4961,7 +4961,7 @@
     <w:rPr>
       <w:i w:val="1"/>
       <w:iCs w:val="1"/>
-      <w:color w:val="0f4761" w:themeColor="accent1" w:themeShade="0000BF"/>
+      <w:color w:val="0f4761" w:themeColor="accent1" w:themeShade="BF"/>
     </w:rPr>
   </w:style>
   <w:style w:type="character" w:styleId="Referenciaintensa">
@@ -4974,7 +4974,7 @@
       <w:b w:val="1"/>
       <w:bCs w:val="1"/>
       <w:smallCaps w:val="1"/>
-      <w:color w:val="0f4761" w:themeColor="accent1" w:themeShade="0000BF"/>
+      <w:color w:val="0f4761" w:themeColor="accent1" w:themeShade="BF"/>
       <w:spacing w:val="5"/>
     </w:rPr>
   </w:style>

--- a/documentacion_proyecto/Manual Telar Fabrica.docx
+++ b/documentacion_proyecto/Manual Telar Fabrica.docx
@@ -551,7 +551,7 @@
           <w:sz w:val="20"/>
           <w:rtl w:val="0"/>
         </w:rPr>
-        <w:t>• El dibujo lo sigue definiendo la cinta de papel perforada. El control del dibujo desde la aplicación corresponde al Nivel 2, que todavía no está instalado.</w:t>
+        <w:t>• Con el Nivel 2, instalado y probado el 28/10/2026, el dibujo lo puede definir la aplicación en lugar de la cinta de papel perforada (sección 3.2).</w:t>
       </w:r>
     </w:p>
     <w:p>
@@ -1232,7 +1232,7 @@
           <w:rFonts w:ascii="IBM Plex Sans" w:cs="IBM Plex Sans" w:eastAsia="IBM Plex Sans" w:hAnsi="IBM Plex Sans"/>
           <w:rtl w:val="0"/>
         </w:rPr>
-        <w:t xml:space="preserve"> las secciones 2, 3 y 4 están completas, con las fotos del relevamiento presencial del 19/08/2026 incorporadas. Lo único que queda pendiente es lo del Nivel 2 (sección 3.2), que todavía no está instalado en la máquina: se probó en protoboard el 10/10/2026 y en el telar el 17/10/2026 (el sensor de pasada y el primer relé), y las plaquetas ya están soldadas.</w:t>
+        <w:t xml:space="preserve"> las secciones 2, 3 y 4 están completas, con las fotos del relevamiento presencial del 19/08/2026 incorporadas. El Nivel 2 (sección 3.2) quedó instalado y probado en el telar el 28/10/2026.</w:t>
       </w:r>
       <w:r>
         <w:rPr>
@@ -1962,35 +1962,35 @@
           <w:color w:val="3D6B96"/>
           <w:rtl w:val="0"/>
         </w:rPr>
-        <w:t xml:space="preserve">3.2 Lo que viene después (Nivel 2, todavía no está instalado)</w:t>
-      </w:r>
-    </w:p>
-    <w:p>
-      <w:pPr>
-        <w:rPr>
-          <w:rFonts w:ascii="IBM Plex Sans" w:cs="IBM Plex Sans" w:eastAsia="IBM Plex Sans" w:hAnsi="IBM Plex Sans"/>
-        </w:rPr>
-      </w:pPr>
-      <w:r>
-        <w:rPr>
-          <w:rFonts w:ascii="IBM Plex Sans" w:cs="IBM Plex Sans" w:eastAsia="IBM Plex Sans" w:hAnsi="IBM Plex Sans"/>
-          <w:rtl w:val="0"/>
-        </w:rPr>
-        <w:t xml:space="preserve">El siguiente paso, ya pensado pero todavía no puesto en la máquina, es meternos también con la parte que lee el patrón (punto 2.2, ítem 2). La idea es reemplazar la lectura de la cinta de papel perforada comandando las bobinas de selección que el telar ya tiene instaladas, mediante relés de estado sólido (LCA110) en el lugar de cada lector óptico, manejados por el mismo ESP32, que a su vez recibe el patrón desde la página web.</w:t>
-      </w:r>
-    </w:p>
-    <w:p>
-      <w:pPr>
-        <w:rPr>
-          <w:rFonts w:ascii="IBM Plex Sans" w:cs="IBM Plex Sans" w:eastAsia="IBM Plex Sans" w:hAnsi="IBM Plex Sans"/>
-        </w:rPr>
-      </w:pPr>
-      <w:r>
-        <w:rPr>
-          <w:rFonts w:ascii="IBM Plex Sans" w:cs="IBM Plex Sans" w:eastAsia="IBM Plex Sans" w:hAnsi="IBM Plex Sans"/>
-          <w:rtl w:val="0"/>
-        </w:rPr>
-        <w:t xml:space="preserve">Esto todavía no funciona sobre el telar real. Al 10/10/2026 se probó todo el circuito en protoboard (el sensor de pasada y el relé de selección con el ESP32) y funcionó, y el 17/10/2026 lo probamos en el telar, todavía en protoboard: el sensor de pasada cuenta las pasadas y el primer relé, en el lugar de su lector, seleccionó bien. Las plaquetas para instalar los cuatro relés de manera correcta ya están soldadas; falta instalarlas en la planta. Vamos a actualizar este manual cuando esté instalado y probado en el telar.</w:t>
+        <w:t xml:space="preserve">3.2 El Nivel 2: el dibujo desde la aplicación (instalado el 28/10/2026)</w:t>
+      </w:r>
+    </w:p>
+    <w:p>
+      <w:pPr>
+        <w:rPr>
+          <w:rFonts w:ascii="IBM Plex Sans" w:cs="IBM Plex Sans" w:eastAsia="IBM Plex Sans" w:hAnsi="IBM Plex Sans"/>
+        </w:rPr>
+      </w:pPr>
+      <w:r>
+        <w:rPr>
+          <w:rFonts w:ascii="IBM Plex Sans" w:cs="IBM Plex Sans" w:eastAsia="IBM Plex Sans" w:hAnsi="IBM Plex Sans"/>
+          <w:rtl w:val="0"/>
+        </w:rPr>
+        <w:t xml:space="preserve">El segundo paso fue meternos también con la parte que lee el patrón (punto 2.2, ítem 2): en lugar de la lectura de la cinta de papel perforada, se comandan las bobinas de selección que el telar ya tiene instaladas, mediante relés de estado sólido (LCA110) en el lugar de cada lector óptico, manejados por el mismo ESP32, que a su vez recibe el patrón desde la página web. Un sensor inductivo sobre el eje cuenta las pasadas, para que cada fila del dibujo llegue en el momento justo.</w:t>
+      </w:r>
+    </w:p>
+    <w:p>
+      <w:pPr>
+        <w:rPr>
+          <w:rFonts w:ascii="IBM Plex Sans" w:cs="IBM Plex Sans" w:eastAsia="IBM Plex Sans" w:hAnsi="IBM Plex Sans"/>
+        </w:rPr>
+      </w:pPr>
+      <w:r>
+        <w:rPr>
+          <w:rFonts w:ascii="IBM Plex Sans" w:cs="IBM Plex Sans" w:eastAsia="IBM Plex Sans" w:hAnsi="IBM Plex Sans"/>
+          <w:rtl w:val="0"/>
+        </w:rPr>
+        <w:t xml:space="preserve">Se probó en protoboard el 10/10/2026, en el telar con el sensor y el primer relé el 17/10/2026, y completo el 28/10/2026: con el gabinete instalado y los cuatro relés en el lugar de sus lectores, el telar tejió un dibujo cargado desde la aplicación, y la tela salió igual que en la pantalla. La cinta de papel sigue sirviendo: si se desconecta el gabinete, los lectores se vuelven a conectar en minutos (sus cables quedan marcados y aislados en una bornera).</w:t>
       </w:r>
     </w:p>
     <w:p>
@@ -2025,7 +2025,7 @@
           <w:rFonts w:ascii="IBM Plex Sans" w:cs="IBM Plex Sans" w:eastAsia="IBM Plex Sans" w:hAnsi="IBM Plex Sans"/>
           <w:rtl w:val="0"/>
         </w:rPr>
-        <w:t xml:space="preserve">Todo lo que le agregamos al telar está en un solo gabinete: una caja estanca IP65 de 300 × 230 × 106 mm, montada en la pared o en una columna, fuera del chasis del telar, para que no reciba la vibración de la máquina. Adentro hay cinco plaquetas, cada una con su tarea:</w:t>
+        <w:t xml:space="preserve">Todo lo que le agregamos al telar está en un solo gabinete: una caja estanca IP65 de 300 × 230 × 106 mm, montada en la pared o en una columna, fuera del chasis del telar, para que no reciba la vibración de la máquina. Adentro hay seis plaquetas, cada una con su tarea:</w:t>
       </w:r>
     </w:p>
     <w:p>
@@ -2077,7 +2077,7 @@
           <w:rFonts w:ascii="IBM Plex Sans" w:cs="IBM Plex Sans" w:eastAsia="IBM Plex Sans" w:hAnsi="IBM Plex Sans"/>
           <w:rtl w:val="0"/>
         </w:rPr>
-        <w:t xml:space="preserve"> lleva el ESP32, el microcontrolador que se conecta por WiFi con la aplicación y decide qué relé accionar. Su LED azul queda encendido cuando está conectado a la red.</w:t>
+        <w:t xml:space="preserve"> une todo: le llegan los 5 V de la fuente y reparte las señales del ESP32 a las demás plaquetas.</w:t>
       </w:r>
     </w:p>
     <w:p>
@@ -2096,14 +2096,14 @@
           <w:bCs w:val="1"/>
           <w:rtl w:val="0"/>
         </w:rPr>
-        <w:t xml:space="preserve">Relés:</w:t>
-      </w:r>
-      <w:r>
-        <w:rPr>
-          <w:rFonts w:ascii="IBM Plex Sans" w:cs="IBM Plex Sans" w:eastAsia="IBM Plex Sans" w:hAnsi="IBM Plex Sans"/>
-          <w:rtl w:val="0"/>
-        </w:rPr>
-        <w:t xml:space="preserve"> tres relés que «aprietan» Marcha, Pausa y Retroceder en paralelo con los botones de la máquina: un módulo de dos relés para Marcha y Pausa, y uno de un relé para Retroceder.</w:t>
+        <w:t xml:space="preserve">ESP32:</w:t>
+      </w:r>
+      <w:r>
+        <w:rPr>
+          <w:rFonts w:ascii="IBM Plex Sans" w:cs="IBM Plex Sans" w:eastAsia="IBM Plex Sans" w:hAnsi="IBM Plex Sans"/>
+          <w:rtl w:val="0"/>
+        </w:rPr>
+        <w:t xml:space="preserve"> el microcontrolador que se conecta por WiFi con la aplicación y decide qué relé accionar. Va en su propia plaqueta desde el 25/10/2026, unida a la principal por cables. Su LED azul queda encendido cuando está conectado a la red.</w:t>
       </w:r>
     </w:p>
     <w:p>
@@ -2122,14 +2122,14 @@
           <w:bCs w:val="1"/>
           <w:rtl w:val="0"/>
         </w:rPr>
-        <w:t xml:space="preserve">Sensado de la botonera:</w:t>
-      </w:r>
-      <w:r>
-        <w:rPr>
-          <w:rFonts w:ascii="IBM Plex Sans" w:cs="IBM Plex Sans" w:eastAsia="IBM Plex Sans" w:hAnsi="IBM Plex Sans"/>
-          <w:rtl w:val="0"/>
-        </w:rPr>
-        <w:t xml:space="preserve"> detecta cuándo alguien aprieta un botón en la máquina, para que la aplicación lo muestre. Sus optoacopladores separan los 24 V de la botonera del resto del circuito.</w:t>
+        <w:t xml:space="preserve">Relés:</w:t>
+      </w:r>
+      <w:r>
+        <w:rPr>
+          <w:rFonts w:ascii="IBM Plex Sans" w:cs="IBM Plex Sans" w:eastAsia="IBM Plex Sans" w:hAnsi="IBM Plex Sans"/>
+          <w:rtl w:val="0"/>
+        </w:rPr>
+        <w:t xml:space="preserve"> tres relés que «aprietan» Marcha, Pausa y Retroceder en paralelo con los botones de la máquina: un módulo de dos relés para Marcha y Pausa, y uno de un relé para Retroceder.</w:t>
       </w:r>
     </w:p>
     <w:p>
@@ -2148,6 +2148,32 @@
           <w:bCs w:val="1"/>
           <w:rtl w:val="0"/>
         </w:rPr>
+        <w:t xml:space="preserve">Sensado de la botonera:</w:t>
+      </w:r>
+      <w:r>
+        <w:rPr>
+          <w:rFonts w:ascii="IBM Plex Sans" w:cs="IBM Plex Sans" w:eastAsia="IBM Plex Sans" w:hAnsi="IBM Plex Sans"/>
+          <w:rtl w:val="0"/>
+        </w:rPr>
+        <w:t xml:space="preserve"> detecta cuándo alguien aprieta un botón en la máquina, para que la aplicación lo muestre. Sus optoacopladores separan los 24 V de la botonera del resto del circuito.</w:t>
+      </w:r>
+    </w:p>
+    <w:p>
+      <w:pPr>
+        <w:numPr>
+          <w:ilvl w:val="0"/>
+          <w:numId w:val="1"/>
+        </w:numPr>
+        <w:ind w:left="720" w:hanging="360"/>
+        <w:rPr/>
+      </w:pPr>
+      <w:r>
+        <w:rPr>
+          <w:rFonts w:ascii="IBM Plex Sans" w:cs="IBM Plex Sans" w:eastAsia="IBM Plex Sans" w:hAnsi="IBM Plex Sans"/>
+          <w:b w:val="1"/>
+          <w:bCs w:val="1"/>
+          <w:rtl w:val="0"/>
+        </w:rPr>
         <w:t xml:space="preserve">Nivel 2:</w:t>
       </w:r>
       <w:r>
@@ -2155,7 +2181,7 @@
           <w:rFonts w:ascii="IBM Plex Sans" w:cs="IBM Plex Sans" w:eastAsia="IBM Plex Sans" w:hAnsi="IBM Plex Sans"/>
           <w:rtl w:val="0"/>
         </w:rPr>
-        <w:t xml:space="preserve"> la entrada del sensor de pasada y los cuatro relés LCA110 que van a ocupar el lugar de los lectores de la cinta. Todavía no está conectada al telar (punto 3.2).</w:t>
+        <w:t xml:space="preserve"> la entrada del sensor de pasada y los cuatro relés LCA110 que ocupan el lugar de los lectores de la cinta. Conectada al telar desde el 28/10/2026 (punto 3.2).</w:t>
       </w:r>
     </w:p>
     <w:p>
@@ -2226,7 +2252,7 @@
           <w:szCs w:val="18"/>
           <w:rtl w:val="0"/>
         </w:rPr>
-        <w:t xml:space="preserve">El gabinete con la tapa abierta, en el modelo 3D: las cinco plaquetas, los prensacables y el cableado.</w:t>
+        <w:t xml:space="preserve">El gabinete con la tapa abierta, en el modelo 3D: las seis plaquetas, los prensacables y el cableado.</w:t>
       </w:r>
       <w:r>
         <w:rPr>

--- a/documentacion_proyecto/Manual Telar Fabrica.docx
+++ b/documentacion_proyecto/Manual Telar Fabrica.docx
@@ -551,7 +551,7 @@
           <w:sz w:val="20"/>
           <w:rtl w:val="0"/>
         </w:rPr>
-        <w:t>• Con el Nivel 2, instalado y probado el 28/10/2026, el dibujo lo puede definir la aplicación en lugar de la cinta de papel perforada (sección 3.2).</w:t>
+        <w:t>• Con el Nivel 2, instalado y probado el 30/10/2026, el dibujo lo puede definir la aplicación en lugar de la cinta de papel perforada (sección 3.2).</w:t>
       </w:r>
     </w:p>
     <w:p>
@@ -1232,7 +1232,7 @@
           <w:rFonts w:ascii="IBM Plex Sans" w:cs="IBM Plex Sans" w:eastAsia="IBM Plex Sans" w:hAnsi="IBM Plex Sans"/>
           <w:rtl w:val="0"/>
         </w:rPr>
-        <w:t xml:space="preserve"> las secciones 2, 3 y 4 están completas, con las fotos del relevamiento presencial del 19/08/2026 incorporadas. El Nivel 2 (sección 3.2) quedó instalado y probado en el telar el 28/10/2026.</w:t>
+        <w:t xml:space="preserve"> las secciones 2, 3 y 4 están completas, con las fotos del relevamiento presencial del 19/08/2026 incorporadas. El Nivel 2 (sección 3.2) quedó instalado y probado en el telar el 30/10/2026.</w:t>
       </w:r>
       <w:r>
         <w:rPr>
@@ -1962,7 +1962,7 @@
           <w:color w:val="3D6B96"/>
           <w:rtl w:val="0"/>
         </w:rPr>
-        <w:t xml:space="preserve">3.2 El Nivel 2: el dibujo desde la aplicación (instalado el 28/10/2026)</w:t>
+        <w:t xml:space="preserve">3.2 El Nivel 2: el dibujo desde la aplicación (instalado el 30/10/2026)</w:t>
       </w:r>
     </w:p>
     <w:p>
@@ -1990,7 +1990,7 @@
           <w:rFonts w:ascii="IBM Plex Sans" w:cs="IBM Plex Sans" w:eastAsia="IBM Plex Sans" w:hAnsi="IBM Plex Sans"/>
           <w:rtl w:val="0"/>
         </w:rPr>
-        <w:t xml:space="preserve">Se probó en protoboard el 10/10/2026, en el telar con el sensor y el primer relé el 17/10/2026, y completo el 28/10/2026: con el gabinete instalado y los cuatro relés en el lugar de sus lectores, el telar tejió un dibujo cargado desde la aplicación, y la tela salió igual que en la pantalla. La cinta de papel sigue sirviendo: si se desconecta el gabinete, los lectores se vuelven a conectar en minutos (sus cables quedan marcados y aislados en una bornera).</w:t>
+        <w:t xml:space="preserve">Se probó en protoboard el 10/10/2026, en el telar con el sensor y el primer relé el 17/10/2026, y completo el 30/10/2026: con el gabinete instalado y los cuatro relés en el lugar de sus lectores, el telar tejió un dibujo cargado desde la aplicación, y la tela salió igual que en la pantalla. La cinta de papel sigue sirviendo: si se desconecta el gabinete, los lectores se vuelven a conectar en minutos (sus cables quedan marcados y aislados en una bornera).</w:t>
       </w:r>
     </w:p>
     <w:p>
@@ -2181,7 +2181,7 @@
           <w:rFonts w:ascii="IBM Plex Sans" w:cs="IBM Plex Sans" w:eastAsia="IBM Plex Sans" w:hAnsi="IBM Plex Sans"/>
           <w:rtl w:val="0"/>
         </w:rPr>
-        <w:t xml:space="preserve"> la entrada del sensor de pasada y los cuatro relés LCA110 que ocupan el lugar de los lectores de la cinta. Conectada al telar desde el 28/10/2026 (punto 3.2).</w:t>
+        <w:t xml:space="preserve"> la entrada del sensor de pasada y los cuatro relés LCA110 que ocupan el lugar de los lectores de la cinta. Conectada al telar desde el 30/10/2026 (punto 3.2).</w:t>
       </w:r>
     </w:p>
     <w:p>
